--- a/ind/docx/62.content.docx
+++ b/ind/docx/62.content.docx
@@ -19,7 +19,7 @@
         <w:rPr>
           <w:lang w:val="id_ID" w:bidi="id_ID"/>
         </w:rPr>
-        <w:t>Resource: Tyndale Open Study Notes</w:t>
+        <w:t>Resource: Aquifer Open Study Notes</w:t>
       </w:r>
       <w:r>
         <w:rPr>
@@ -112,7 +112,7 @@
         <w:rPr>
           <w:lang w:val="id_ID" w:bidi="id_ID"/>
         </w:rPr>
-        <w:t>Tyndale Open Study Notes</w:t>
+        <w:t>Aquifer Open Study Notes</w:t>
       </w:r>
     </w:p>
     <w:p>

--- a/ind/docx/62.content.docx
+++ b/ind/docx/62.content.docx
@@ -233,72 +233,48 @@
         </w:rPr>
         <w:t>Kami memberitakan kepada Anda tentang Dia yang sudah ada sejak awal, yaitu sebelum waktu dimulai, yang kekal (</w:t>
       </w:r>
-      <w:hyperlink r:id="rId13">
-        <w:r>
-          <w:rPr>
-            <w:lang w:val="id_ID" w:bidi="id_ID"/>
-          </w:rPr>
-          <w:rPr>
-            <w:color w:val="0000EE"/>
-            <w:u w:val="single"/>
-          </w:rPr>
-          <w:t>Yoh. 8:58</w:t>
-        </w:r>
-      </w:hyperlink>
+      <w:r>
+        <w:rPr>
+          <w:lang w:val="id_ID" w:bidi="id_ID"/>
+        </w:rPr>
+        <w:t>Yoh. 8:58</w:t>
+      </w:r>
       <w:r>
         <w:rPr>
           <w:lang w:val="id_ID" w:bidi="id_ID"/>
         </w:rPr>
         <w:t>). Ketika Yesus datang dalam daging (</w:t>
       </w:r>
-      <w:hyperlink r:id="rId14">
-        <w:r>
-          <w:rPr>
-            <w:lang w:val="id_ID" w:bidi="id_ID"/>
-          </w:rPr>
-          <w:rPr>
-            <w:color w:val="0000EE"/>
-            <w:u w:val="single"/>
-          </w:rPr>
-          <w:t>Yoh. 1:14</w:t>
-        </w:r>
-      </w:hyperlink>
+      <w:r>
+        <w:rPr>
+          <w:lang w:val="id_ID" w:bidi="id_ID"/>
+        </w:rPr>
+        <w:t>Yoh. 1:14</w:t>
+      </w:r>
       <w:r>
         <w:rPr>
           <w:lang w:val="id_ID" w:bidi="id_ID"/>
         </w:rPr>
         <w:t xml:space="preserve">), para rasul melihat dan menyentuh-Nya. Pernyataan bahwa mereka benar-benar menyentuh Firman yang hidup ini penting karena Gnostisisme dan Doketisme (ajaran sesat Kristen awal) menyangkal bahwa Kristus benar-benar seorang Manusia (lihat </w:t>
       </w:r>
-      <w:hyperlink r:id="rId15">
-        <w:r>
-          <w:rPr>
-            <w:lang w:val="id_ID" w:bidi="id_ID"/>
-          </w:rPr>
-          <w:rPr>
-            <w:color w:val="0000EE"/>
-            <w:u w:val="single"/>
-          </w:rPr>
-          <w:t>1Yoh. 4:2–3</w:t>
-        </w:r>
-      </w:hyperlink>
+      <w:r>
+        <w:rPr>
+          <w:lang w:val="id_ID" w:bidi="id_ID"/>
+        </w:rPr>
+        <w:t>1Yoh. 4:2–3</w:t>
+      </w:r>
       <w:r>
         <w:rPr>
           <w:lang w:val="id_ID" w:bidi="id_ID"/>
         </w:rPr>
         <w:t>). Yesus, Anak Allah, adalah ekspresi pribadi dari Allah yang tidak terlihat dan pemberi kehidupan kekal (</w:t>
       </w:r>
-      <w:hyperlink r:id="rId16">
-        <w:r>
-          <w:rPr>
-            <w:lang w:val="id_ID" w:bidi="id_ID"/>
-          </w:rPr>
-          <w:rPr>
-            <w:color w:val="0000EE"/>
-            <w:u w:val="single"/>
-          </w:rPr>
-          <w:t>Yoh. 1:1–4</w:t>
-        </w:r>
-      </w:hyperlink>
+      <w:r>
+        <w:rPr>
+          <w:lang w:val="id_ID" w:bidi="id_ID"/>
+        </w:rPr>
+        <w:t>Yoh. 1:1–4</w:t>
+      </w:r>
       <w:r>
         <w:rPr>
           <w:lang w:val="id_ID" w:bidi="id_ID"/>
@@ -353,18 +329,12 @@
         </w:rPr>
         <w:t>Prolog puitis ini mencerminkan pesan dari prolog Injil Yohanes (</w:t>
       </w:r>
-      <w:hyperlink r:id="rId17">
-        <w:r>
-          <w:rPr>
-            <w:lang w:val="id_ID" w:bidi="id_ID"/>
-          </w:rPr>
-          <w:rPr>
-            <w:color w:val="0000EE"/>
-            <w:u w:val="single"/>
-          </w:rPr>
-          <w:t>Yoh. 1:1–18</w:t>
-        </w:r>
-      </w:hyperlink>
+      <w:r>
+        <w:rPr>
+          <w:lang w:val="id_ID" w:bidi="id_ID"/>
+        </w:rPr>
+        <w:t>Yoh. 1:1–18</w:t>
+      </w:r>
       <w:r>
         <w:rPr>
           <w:lang w:val="id_ID" w:bidi="id_ID"/>
@@ -419,18 +389,12 @@
         </w:rPr>
         <w:t xml:space="preserve">Hidup itu (Bahasa Yunani zōē): Sepanjang Perjanjian Baru, kata ini dipakai untuk menyatakan kehidupan kekal dari Allah (misalnya, </w:t>
       </w:r>
-      <w:hyperlink r:id="rId18">
-        <w:r>
-          <w:rPr>
-            <w:lang w:val="id_ID" w:bidi="id_ID"/>
-          </w:rPr>
-          <w:rPr>
-            <w:color w:val="0000EE"/>
-            <w:u w:val="single"/>
-          </w:rPr>
-          <w:t>Ef. 4:18</w:t>
-        </w:r>
-      </w:hyperlink>
+      <w:r>
+        <w:rPr>
+          <w:lang w:val="id_ID" w:bidi="id_ID"/>
+        </w:rPr>
+        <w:t>Ef. 4:18</w:t>
+      </w:r>
       <w:r>
         <w:rPr>
           <w:lang w:val="id_ID" w:bidi="id_ID"/>
@@ -546,18 +510,12 @@
         </w:rPr>
         <w:t xml:space="preserve"> yang dimiliki para rasul berasal dari persekutuan mereka dengan Allah Bapa dan Anak (</w:t>
       </w:r>
-      <w:hyperlink r:id="rId19">
-        <w:r>
-          <w:rPr>
-            <w:lang w:val="id_ID" w:bidi="id_ID"/>
-          </w:rPr>
-          <w:rPr>
-            <w:color w:val="0000EE"/>
-            <w:u w:val="single"/>
-          </w:rPr>
-          <w:t>1Yoh. 1:3</w:t>
-        </w:r>
-      </w:hyperlink>
+      <w:r>
+        <w:rPr>
+          <w:lang w:val="id_ID" w:bidi="id_ID"/>
+        </w:rPr>
+        <w:t>1Yoh. 1:3</w:t>
+      </w:r>
       <w:r>
         <w:rPr>
           <w:lang w:val="id_ID" w:bidi="id_ID"/>
@@ -638,144 +596,96 @@
         </w:rPr>
         <w:t xml:space="preserve"> ini bersinar melalui Yesus Kristus kepada semua orang yang dijumpai-Nya, untuk menyatakan dosa mereka dan menerangi sifat serta karakter moral Allah (lihat </w:t>
       </w:r>
-      <w:hyperlink r:id="rId20">
-        <w:r>
-          <w:rPr>
-            <w:lang w:val="id_ID" w:bidi="id_ID"/>
-          </w:rPr>
-          <w:rPr>
-            <w:color w:val="0000EE"/>
-            <w:u w:val="single"/>
-          </w:rPr>
-          <w:t>Yoh. 1:4–5</w:t>
-        </w:r>
-      </w:hyperlink>
+      <w:r>
+        <w:rPr>
+          <w:lang w:val="id_ID" w:bidi="id_ID"/>
+        </w:rPr>
+        <w:t>Yoh. 1:4–5</w:t>
+      </w:r>
       <w:r>
         <w:rPr>
           <w:lang w:val="id_ID" w:bidi="id_ID"/>
         </w:rPr>
         <w:t xml:space="preserve">, </w:t>
       </w:r>
-      <w:hyperlink r:id="rId21">
-        <w:r>
-          <w:rPr>
-            <w:lang w:val="id_ID" w:bidi="id_ID"/>
-          </w:rPr>
-          <w:rPr>
-            <w:color w:val="0000EE"/>
-            <w:u w:val="single"/>
-          </w:rPr>
-          <w:t>9</w:t>
-        </w:r>
-      </w:hyperlink>
+      <w:r>
+        <w:rPr>
+          <w:lang w:val="id_ID" w:bidi="id_ID"/>
+        </w:rPr>
+        <w:t>9</w:t>
+      </w:r>
       <w:r>
         <w:rPr>
           <w:lang w:val="id_ID" w:bidi="id_ID"/>
         </w:rPr>
         <w:t xml:space="preserve">; </w:t>
       </w:r>
-      <w:hyperlink r:id="rId22">
-        <w:r>
-          <w:rPr>
-            <w:lang w:val="id_ID" w:bidi="id_ID"/>
-          </w:rPr>
-          <w:rPr>
-            <w:color w:val="0000EE"/>
-            <w:u w:val="single"/>
-          </w:rPr>
-          <w:t>3:19–21</w:t>
-        </w:r>
-      </w:hyperlink>
+      <w:r>
+        <w:rPr>
+          <w:lang w:val="id_ID" w:bidi="id_ID"/>
+        </w:rPr>
+        <w:t>3:19–21</w:t>
+      </w:r>
       <w:r>
         <w:rPr>
           <w:lang w:val="id_ID" w:bidi="id_ID"/>
         </w:rPr>
         <w:t xml:space="preserve">; </w:t>
       </w:r>
-      <w:hyperlink r:id="rId23">
-        <w:r>
-          <w:rPr>
-            <w:lang w:val="id_ID" w:bidi="id_ID"/>
-          </w:rPr>
-          <w:rPr>
-            <w:color w:val="0000EE"/>
-            <w:u w:val="single"/>
-          </w:rPr>
-          <w:t>8:12</w:t>
-        </w:r>
-      </w:hyperlink>
+      <w:r>
+        <w:rPr>
+          <w:lang w:val="id_ID" w:bidi="id_ID"/>
+        </w:rPr>
+        <w:t>8:12</w:t>
+      </w:r>
       <w:r>
         <w:rPr>
           <w:lang w:val="id_ID" w:bidi="id_ID"/>
         </w:rPr>
         <w:t xml:space="preserve">; </w:t>
       </w:r>
-      <w:hyperlink r:id="rId24">
-        <w:r>
-          <w:rPr>
-            <w:lang w:val="id_ID" w:bidi="id_ID"/>
-          </w:rPr>
-          <w:rPr>
-            <w:color w:val="0000EE"/>
-            <w:u w:val="single"/>
-          </w:rPr>
-          <w:t>9:5</w:t>
-        </w:r>
-      </w:hyperlink>
+      <w:r>
+        <w:rPr>
+          <w:lang w:val="id_ID" w:bidi="id_ID"/>
+        </w:rPr>
+        <w:t>9:5</w:t>
+      </w:r>
       <w:r>
         <w:rPr>
           <w:lang w:val="id_ID" w:bidi="id_ID"/>
         </w:rPr>
         <w:t xml:space="preserve">; </w:t>
       </w:r>
-      <w:hyperlink r:id="rId25">
-        <w:r>
-          <w:rPr>
-            <w:lang w:val="id_ID" w:bidi="id_ID"/>
-          </w:rPr>
-          <w:rPr>
-            <w:color w:val="0000EE"/>
-            <w:u w:val="single"/>
-          </w:rPr>
-          <w:t>12:35–36</w:t>
-        </w:r>
-      </w:hyperlink>
+      <w:r>
+        <w:rPr>
+          <w:lang w:val="id_ID" w:bidi="id_ID"/>
+        </w:rPr>
+        <w:t>12:35–36</w:t>
+      </w:r>
       <w:r>
         <w:rPr>
           <w:lang w:val="id_ID" w:bidi="id_ID"/>
         </w:rPr>
         <w:t xml:space="preserve">, </w:t>
       </w:r>
-      <w:hyperlink r:id="rId26">
-        <w:r>
-          <w:rPr>
-            <w:lang w:val="id_ID" w:bidi="id_ID"/>
-          </w:rPr>
-          <w:rPr>
-            <w:color w:val="0000EE"/>
-            <w:u w:val="single"/>
-          </w:rPr>
-          <w:t>46</w:t>
-        </w:r>
-      </w:hyperlink>
+      <w:r>
+        <w:rPr>
+          <w:lang w:val="id_ID" w:bidi="id_ID"/>
+        </w:rPr>
+        <w:t>46</w:t>
+      </w:r>
       <w:r>
         <w:rPr>
           <w:lang w:val="id_ID" w:bidi="id_ID"/>
         </w:rPr>
         <w:t>). Dalam tulisan Yohanes, "terang" melambangkan kekudusan dan pernyataan Allah. Ini adalah kebalikan dari ajaran palsu dan kehidupan yang tidak disiplin, yang disebut "kegelapan" (</w:t>
       </w:r>
-      <w:hyperlink r:id="rId27">
-        <w:r>
-          <w:rPr>
-            <w:lang w:val="id_ID" w:bidi="id_ID"/>
-          </w:rPr>
-          <w:rPr>
-            <w:color w:val="0000EE"/>
-            <w:u w:val="single"/>
-          </w:rPr>
-          <w:t>1Yoh. 1:6</w:t>
-        </w:r>
-      </w:hyperlink>
+      <w:r>
+        <w:rPr>
+          <w:lang w:val="id_ID" w:bidi="id_ID"/>
+        </w:rPr>
+        <w:t>1Yoh. 1:6</w:t>
+      </w:r>
       <w:r>
         <w:rPr>
           <w:lang w:val="id_ID" w:bidi="id_ID"/>
@@ -830,18 +740,12 @@
         </w:rPr>
         <w:t xml:space="preserve">Di sini Yohanes berfokus pada aspek pertama dari hidup dalam persekutuan dengan Allah. Hidup dalam terang berarti orang percaya akan menyadari bahwa mereka adalah orang berdosa, tetapi mereka juga akan memahami bahwa Yesus adalah Pembela mereka yang membuat mereka benar di hadapan Allah (lihat </w:t>
       </w:r>
-      <w:hyperlink r:id="rId28">
-        <w:r>
-          <w:rPr>
-            <w:lang w:val="id_ID" w:bidi="id_ID"/>
-          </w:rPr>
-          <w:rPr>
-            <w:color w:val="0000EE"/>
-            <w:u w:val="single"/>
-          </w:rPr>
-          <w:t>Ef. 5:6–13</w:t>
-        </w:r>
-      </w:hyperlink>
+      <w:r>
+        <w:rPr>
+          <w:lang w:val="id_ID" w:bidi="id_ID"/>
+        </w:rPr>
+        <w:t>Ef. 5:6–13</w:t>
+      </w:r>
       <w:r>
         <w:rPr>
           <w:lang w:val="id_ID" w:bidi="id_ID"/>
@@ -896,18 +800,12 @@
         </w:rPr>
         <w:t>Ini adalah yang pertama dari beberapa kesempatan dimana Yohanes menantang klaim para Gnostik, yang telah memisahkan diri dari persekutuan para rasuk dan karena itu hidup dalam kegelapan rohani. Mereka mengaku bersekutu dengan Allah, tetapi tidak mencerminkan sifat-Nya, yaitu terang. Yesus telah memperingatkan para pemimpin Yahudi pada zaman-Nya agar jangan sampai terangn yang mereka sangka mereka miliki ternyata adalah kegelapan (</w:t>
       </w:r>
-      <w:hyperlink r:id="rId29">
-        <w:r>
-          <w:rPr>
-            <w:lang w:val="id_ID" w:bidi="id_ID"/>
-          </w:rPr>
-          <w:rPr>
-            <w:color w:val="0000EE"/>
-            <w:u w:val="single"/>
-          </w:rPr>
-          <w:t>Mat. 6:23</w:t>
-        </w:r>
-      </w:hyperlink>
+      <w:r>
+        <w:rPr>
+          <w:lang w:val="id_ID" w:bidi="id_ID"/>
+        </w:rPr>
+        <w:t>Mat. 6:23</w:t>
+      </w:r>
       <w:r>
         <w:rPr>
           <w:lang w:val="id_ID" w:bidi="id_ID"/>
@@ -962,18 +860,12 @@
         </w:rPr>
         <w:t>Orang-orang percaya memiliki persekutuan satu sama lain dan dengan Allah ketika mereka hidup dalam terang. Seseorang tidak dapat berkata bahwa ia bersekutu dengan Allah, tetapi menolak untuk bersekutu dengan umat Allah. Hal ini terjadi pada kaum Gnostik. Para rasul Kristus telah mengenal Yesus Kristus sebagai Allah dalam wujud manusia dan terus memiliki persekutuan rohani dengan-Nya (</w:t>
       </w:r>
-      <w:hyperlink r:id="rId19">
-        <w:r>
-          <w:rPr>
-            <w:lang w:val="id_ID" w:bidi="id_ID"/>
-          </w:rPr>
-          <w:rPr>
-            <w:color w:val="0000EE"/>
-            <w:u w:val="single"/>
-          </w:rPr>
-          <w:t>1Yoh. 1:3</w:t>
-        </w:r>
-      </w:hyperlink>
+      <w:r>
+        <w:rPr>
+          <w:lang w:val="id_ID" w:bidi="id_ID"/>
+        </w:rPr>
+        <w:t>1Yoh. 1:3</w:t>
+      </w:r>
       <w:r>
         <w:rPr>
           <w:lang w:val="id_ID" w:bidi="id_ID"/>
@@ -1028,54 +920,36 @@
         </w:rPr>
         <w:t xml:space="preserve">Jika kita berkata, bahwa kita tidak berdosa: Ini adalah klaim palsu kedua dari kaum Gnostik (lihat </w:t>
       </w:r>
-      <w:hyperlink r:id="rId27">
-        <w:r>
-          <w:rPr>
-            <w:lang w:val="id_ID" w:bidi="id_ID"/>
-          </w:rPr>
-          <w:rPr>
-            <w:color w:val="0000EE"/>
-            <w:u w:val="single"/>
-          </w:rPr>
-          <w:t>1Yoh. 1:6</w:t>
-        </w:r>
-      </w:hyperlink>
+      <w:r>
+        <w:rPr>
+          <w:lang w:val="id_ID" w:bidi="id_ID"/>
+        </w:rPr>
+        <w:t>1Yoh. 1:6</w:t>
+      </w:r>
       <w:r>
         <w:rPr>
           <w:lang w:val="id_ID" w:bidi="id_ID"/>
         </w:rPr>
         <w:t xml:space="preserve">). Mereka mengaku bahwa mereka telah atau bisa menjadi tanpa dosa, karena Kristus telah menghapus dosa mereka sekali untuk selamanya—pengetahuan tinggi mereka dianggap mengangkat mereka dari dunia dosa. Namun, orang Kristen tetap dapat jatuh dalam dosa ketika mereka hidup menurut manusia lama (lihat </w:t>
       </w:r>
-      <w:hyperlink r:id="rId30">
-        <w:r>
-          <w:rPr>
-            <w:lang w:val="id_ID" w:bidi="id_ID"/>
-          </w:rPr>
-          <w:rPr>
-            <w:color w:val="0000EE"/>
-            <w:u w:val="single"/>
-          </w:rPr>
-          <w:t>Rm. 7:14–25</w:t>
-        </w:r>
-      </w:hyperlink>
+      <w:r>
+        <w:rPr>
+          <w:lang w:val="id_ID" w:bidi="id_ID"/>
+        </w:rPr>
+        <w:t>Rm. 7:14–25</w:t>
+      </w:r>
       <w:r>
         <w:rPr>
           <w:lang w:val="id_ID" w:bidi="id_ID"/>
         </w:rPr>
         <w:t>). Orang Kristen sejati mengakui dosa itu (</w:t>
       </w:r>
-      <w:hyperlink r:id="rId31">
-        <w:r>
-          <w:rPr>
-            <w:lang w:val="id_ID" w:bidi="id_ID"/>
-          </w:rPr>
-          <w:rPr>
-            <w:color w:val="0000EE"/>
-            <w:u w:val="single"/>
-          </w:rPr>
-          <w:t>1Yoh. 1:9</w:t>
-        </w:r>
-      </w:hyperlink>
+      <w:r>
+        <w:rPr>
+          <w:lang w:val="id_ID" w:bidi="id_ID"/>
+        </w:rPr>
+        <w:t>1Yoh. 1:9</w:t>
+      </w:r>
       <w:r>
         <w:rPr>
           <w:lang w:val="id_ID" w:bidi="id_ID"/>
@@ -1238,54 +1112,36 @@
         </w:rPr>
         <w:t>Untuk hidup "dalam terang" (</w:t>
       </w:r>
-      <w:hyperlink r:id="rId32">
-        <w:r>
-          <w:rPr>
-            <w:lang w:val="id_ID" w:bidi="id_ID"/>
-          </w:rPr>
-          <w:rPr>
-            <w:color w:val="0000EE"/>
-            <w:u w:val="single"/>
-          </w:rPr>
-          <w:t>1Yoh:5–7</w:t>
-        </w:r>
-      </w:hyperlink>
+      <w:r>
+        <w:rPr>
+          <w:lang w:val="id_ID" w:bidi="id_ID"/>
+        </w:rPr>
+        <w:t>1Yoh:5–7</w:t>
+      </w:r>
       <w:r>
         <w:rPr>
           <w:lang w:val="id_ID" w:bidi="id_ID"/>
         </w:rPr>
         <w:t>), seseorang harus mengakui dosa (</w:t>
       </w:r>
-      <w:hyperlink r:id="rId31">
-        <w:r>
-          <w:rPr>
-            <w:lang w:val="id_ID" w:bidi="id_ID"/>
-          </w:rPr>
-          <w:rPr>
-            <w:color w:val="0000EE"/>
-            <w:u w:val="single"/>
-          </w:rPr>
-          <w:t>1Yoh:9</w:t>
-        </w:r>
-      </w:hyperlink>
+      <w:r>
+        <w:rPr>
+          <w:lang w:val="id_ID" w:bidi="id_ID"/>
+        </w:rPr>
+        <w:t>1Yoh:9</w:t>
+      </w:r>
       <w:r>
         <w:rPr>
           <w:lang w:val="id_ID" w:bidi="id_ID"/>
         </w:rPr>
         <w:t xml:space="preserve">) dan berhenti berbuat dosa. Yohanes menekankan dosa dalam pasal </w:t>
       </w:r>
-      <w:hyperlink r:id="rId33">
-        <w:r>
-          <w:rPr>
-            <w:lang w:val="id_ID" w:bidi="id_ID"/>
-          </w:rPr>
-          <w:rPr>
-            <w:color w:val="0000EE"/>
-            <w:u w:val="single"/>
-          </w:rPr>
-          <w:t>1</w:t>
-        </w:r>
-      </w:hyperlink>
+      <w:r>
+        <w:rPr>
+          <w:lang w:val="id_ID" w:bidi="id_ID"/>
+        </w:rPr>
+        <w:t>1</w:t>
+      </w:r>
       <w:r>
         <w:rPr>
           <w:lang w:val="id_ID" w:bidi="id_ID"/>
@@ -1305,54 +1161,36 @@
         </w:rPr>
         <w:t xml:space="preserve"> "seseorang yang dipanggil ke sisi kita" sebagai penghibur atau pembela): Kristus adalah pengacara pembela kita, mewakili kita di hadapan Bapa di surga (lihat </w:t>
       </w:r>
-      <w:hyperlink r:id="rId34">
-        <w:r>
-          <w:rPr>
-            <w:lang w:val="id_ID" w:bidi="id_ID"/>
-          </w:rPr>
-          <w:rPr>
-            <w:color w:val="0000EE"/>
-            <w:u w:val="single"/>
-          </w:rPr>
-          <w:t>Rm. 8:26–34</w:t>
-        </w:r>
-      </w:hyperlink>
+      <w:r>
+        <w:rPr>
+          <w:lang w:val="id_ID" w:bidi="id_ID"/>
+        </w:rPr>
+        <w:t>Rm. 8:26–34</w:t>
+      </w:r>
       <w:r>
         <w:rPr>
           <w:lang w:val="id_ID" w:bidi="id_ID"/>
         </w:rPr>
         <w:t xml:space="preserve">; bdk. </w:t>
       </w:r>
-      <w:hyperlink r:id="rId35">
-        <w:r>
-          <w:rPr>
-            <w:lang w:val="id_ID" w:bidi="id_ID"/>
-          </w:rPr>
-          <w:rPr>
-            <w:color w:val="0000EE"/>
-            <w:u w:val="single"/>
-          </w:rPr>
-          <w:t>Yoh. 14:16</w:t>
-        </w:r>
-      </w:hyperlink>
+      <w:r>
+        <w:rPr>
+          <w:lang w:val="id_ID" w:bidi="id_ID"/>
+        </w:rPr>
+        <w:t>Yoh. 14:16</w:t>
+      </w:r>
       <w:r>
         <w:rPr>
           <w:lang w:val="id_ID" w:bidi="id_ID"/>
         </w:rPr>
         <w:t xml:space="preserve">). • Yesus Kristus, yang adil: Kita, sebaliknya, adalah orang berdosa. Karena Kristus memenuhi hukum dan membayar hukuman dosa untuk kita, dia dapat membela kita berdasarkan keadilan serta belas kasihan. Ketika Allah membangkitkan Kristus dari kematian, dia menerima sekali untuk semua permohonan Kristus untuk pembebasan kita (lihat </w:t>
       </w:r>
-      <w:hyperlink r:id="rId36">
-        <w:r>
-          <w:rPr>
-            <w:lang w:val="id_ID" w:bidi="id_ID"/>
-          </w:rPr>
-          <w:rPr>
-            <w:color w:val="0000EE"/>
-            <w:u w:val="single"/>
-          </w:rPr>
-          <w:t>Rm. 4:23–25</w:t>
-        </w:r>
-      </w:hyperlink>
+      <w:r>
+        <w:rPr>
+          <w:lang w:val="id_ID" w:bidi="id_ID"/>
+        </w:rPr>
+        <w:t>Rm. 4:23–25</w:t>
+      </w:r>
       <w:r>
         <w:rPr>
           <w:lang w:val="id_ID" w:bidi="id_ID"/>
@@ -1407,36 +1245,24 @@
         </w:rPr>
         <w:t xml:space="preserve">Pendamaian: Kata Yunani hilasmos berarti "pendamaian melalui korban" (bdk. </w:t>
       </w:r>
-      <w:hyperlink r:id="rId37">
-        <w:r>
-          <w:rPr>
-            <w:lang w:val="id_ID" w:bidi="id_ID"/>
-          </w:rPr>
-          <w:rPr>
-            <w:color w:val="0000EE"/>
-            <w:u w:val="single"/>
-          </w:rPr>
-          <w:t>1Yoh. 4:10</w:t>
-        </w:r>
-      </w:hyperlink>
+      <w:r>
+        <w:rPr>
+          <w:lang w:val="id_ID" w:bidi="id_ID"/>
+        </w:rPr>
+        <w:t>1Yoh. 4:10</w:t>
+      </w:r>
       <w:r>
         <w:rPr>
           <w:lang w:val="id_ID" w:bidi="id_ID"/>
         </w:rPr>
         <w:t>). Kristus memenuhi keadilan Allah dengan mati sebagai pengganti kita (</w:t>
       </w:r>
-      <w:hyperlink r:id="rId38">
-        <w:r>
-          <w:rPr>
-            <w:lang w:val="id_ID" w:bidi="id_ID"/>
-          </w:rPr>
-          <w:rPr>
-            <w:color w:val="0000EE"/>
-            <w:u w:val="single"/>
-          </w:rPr>
-          <w:t>Rm. 3:25</w:t>
-        </w:r>
-      </w:hyperlink>
+      <w:r>
+        <w:rPr>
+          <w:lang w:val="id_ID" w:bidi="id_ID"/>
+        </w:rPr>
+        <w:t>Rm. 3:25</w:t>
+      </w:r>
       <w:r>
         <w:rPr>
           <w:lang w:val="id_ID" w:bidi="id_ID"/>
@@ -1578,54 +1404,36 @@
         </w:rPr>
         <w:t>Para murid telah menerima perintah yang lama untuk saling mengasihi sejak awal, langsung dari Yesus sendiri (</w:t>
       </w:r>
-      <w:hyperlink r:id="rId39">
-        <w:r>
-          <w:rPr>
-            <w:lang w:val="id_ID" w:bidi="id_ID"/>
-          </w:rPr>
-          <w:rPr>
-            <w:color w:val="0000EE"/>
-            <w:u w:val="single"/>
-          </w:rPr>
-          <w:t>Yoh. 13:34–35</w:t>
-        </w:r>
-      </w:hyperlink>
+      <w:r>
+        <w:rPr>
+          <w:lang w:val="id_ID" w:bidi="id_ID"/>
+        </w:rPr>
+        <w:t>Yoh. 13:34–35</w:t>
+      </w:r>
       <w:r>
         <w:rPr>
           <w:lang w:val="id_ID" w:bidi="id_ID"/>
         </w:rPr>
         <w:t>) maupun dari Perjanjian Lama (</w:t>
       </w:r>
-      <w:hyperlink r:id="rId40">
-        <w:r>
-          <w:rPr>
-            <w:lang w:val="id_ID" w:bidi="id_ID"/>
-          </w:rPr>
-          <w:rPr>
-            <w:color w:val="0000EE"/>
-            <w:u w:val="single"/>
-          </w:rPr>
-          <w:t>Im. 19:18</w:t>
-        </w:r>
-      </w:hyperlink>
+      <w:r>
+        <w:rPr>
+          <w:lang w:val="id_ID" w:bidi="id_ID"/>
+        </w:rPr>
+        <w:t>Im. 19:18</w:t>
+      </w:r>
       <w:r>
         <w:rPr>
           <w:lang w:val="id_ID" w:bidi="id_ID"/>
         </w:rPr>
         <w:t xml:space="preserve">, </w:t>
       </w:r>
-      <w:hyperlink r:id="rId41">
-        <w:r>
-          <w:rPr>
-            <w:lang w:val="id_ID" w:bidi="id_ID"/>
-          </w:rPr>
-          <w:rPr>
-            <w:color w:val="0000EE"/>
-            <w:u w:val="single"/>
-          </w:rPr>
-          <w:t>33–34</w:t>
-        </w:r>
-      </w:hyperlink>
+      <w:r>
+        <w:rPr>
+          <w:lang w:val="id_ID" w:bidi="id_ID"/>
+        </w:rPr>
+        <w:t>33–34</w:t>
+      </w:r>
       <w:r>
         <w:rPr>
           <w:lang w:val="id_ID" w:bidi="id_ID"/>
@@ -1680,18 +1488,12 @@
         </w:rPr>
         <w:t>Namun perintah baru juga yang kutuliskan: Perintah Yesus memberikan dasar baru bagi kasih mereka melalui demonstrasi kasihnya sendiri kepada para murid (</w:t>
       </w:r>
-      <w:hyperlink r:id="rId42">
-        <w:r>
-          <w:rPr>
-            <w:lang w:val="id_ID" w:bidi="id_ID"/>
-          </w:rPr>
-          <w:rPr>
-            <w:color w:val="0000EE"/>
-            <w:u w:val="single"/>
-          </w:rPr>
-          <w:t>Yoh. 13:1–17</w:t>
-        </w:r>
-      </w:hyperlink>
+      <w:r>
+        <w:rPr>
+          <w:lang w:val="id_ID" w:bidi="id_ID"/>
+        </w:rPr>
+        <w:t>Yoh. 13:1–17</w:t>
+      </w:r>
       <w:r>
         <w:rPr>
           <w:lang w:val="id_ID" w:bidi="id_ID"/>
@@ -1759,18 +1561,12 @@
         </w:rPr>
         <w:t xml:space="preserve"> Kata Yunani adelphos (juga dalam </w:t>
       </w:r>
-      <w:hyperlink r:id="rId43">
-        <w:r>
-          <w:rPr>
-            <w:lang w:val="id_ID" w:bidi="id_ID"/>
-          </w:rPr>
-          <w:rPr>
-            <w:color w:val="0000EE"/>
-            <w:u w:val="single"/>
-          </w:rPr>
-          <w:t>1Yoh. 2:11</w:t>
-        </w:r>
-      </w:hyperlink>
+      <w:r>
+        <w:rPr>
+          <w:lang w:val="id_ID" w:bidi="id_ID"/>
+        </w:rPr>
+        <w:t>1Yoh. 2:11</w:t>
+      </w:r>
       <w:r>
         <w:rPr>
           <w:lang w:val="id_ID" w:bidi="id_ID"/>
@@ -1995,144 +1791,96 @@
         </w:rPr>
         <w:t>Dunia adalah sistem yang secara moral jahat, berada di bawah pengaruh Iblis, dan menentang Allah serta Kerajaan Kristus di Bumi (</w:t>
       </w:r>
-      <w:hyperlink r:id="rId44">
-        <w:r>
-          <w:rPr>
-            <w:lang w:val="id_ID" w:bidi="id_ID"/>
-          </w:rPr>
-          <w:rPr>
-            <w:color w:val="0000EE"/>
-            <w:u w:val="single"/>
-          </w:rPr>
-          <w:t>1Yoh. 2:16</w:t>
-        </w:r>
-      </w:hyperlink>
+      <w:r>
+        <w:rPr>
+          <w:lang w:val="id_ID" w:bidi="id_ID"/>
+        </w:rPr>
+        <w:t>1Yoh. 2:16</w:t>
+      </w:r>
       <w:r>
         <w:rPr>
           <w:lang w:val="id_ID" w:bidi="id_ID"/>
         </w:rPr>
         <w:t xml:space="preserve">; </w:t>
       </w:r>
-      <w:hyperlink r:id="rId45">
-        <w:r>
-          <w:rPr>
-            <w:lang w:val="id_ID" w:bidi="id_ID"/>
-          </w:rPr>
-          <w:rPr>
-            <w:color w:val="0000EE"/>
-            <w:u w:val="single"/>
-          </w:rPr>
-          <w:t>3:1</w:t>
-        </w:r>
-      </w:hyperlink>
+      <w:r>
+        <w:rPr>
+          <w:lang w:val="id_ID" w:bidi="id_ID"/>
+        </w:rPr>
+        <w:t>3:1</w:t>
+      </w:r>
       <w:r>
         <w:rPr>
           <w:lang w:val="id_ID" w:bidi="id_ID"/>
         </w:rPr>
         <w:t xml:space="preserve">; </w:t>
       </w:r>
-      <w:hyperlink r:id="rId46">
-        <w:r>
-          <w:rPr>
-            <w:lang w:val="id_ID" w:bidi="id_ID"/>
-          </w:rPr>
-          <w:rPr>
-            <w:color w:val="0000EE"/>
-            <w:u w:val="single"/>
-          </w:rPr>
-          <w:t>4:4</w:t>
-        </w:r>
-      </w:hyperlink>
+      <w:r>
+        <w:rPr>
+          <w:lang w:val="id_ID" w:bidi="id_ID"/>
+        </w:rPr>
+        <w:t>4:4</w:t>
+      </w:r>
       <w:r>
         <w:rPr>
           <w:lang w:val="id_ID" w:bidi="id_ID"/>
         </w:rPr>
         <w:t xml:space="preserve">; </w:t>
       </w:r>
-      <w:hyperlink r:id="rId47">
-        <w:r>
-          <w:rPr>
-            <w:lang w:val="id_ID" w:bidi="id_ID"/>
-          </w:rPr>
-          <w:rPr>
-            <w:color w:val="0000EE"/>
-            <w:u w:val="single"/>
-          </w:rPr>
-          <w:t>5:19</w:t>
-        </w:r>
-      </w:hyperlink>
+      <w:r>
+        <w:rPr>
+          <w:lang w:val="id_ID" w:bidi="id_ID"/>
+        </w:rPr>
+        <w:t>5:19</w:t>
+      </w:r>
       <w:r>
         <w:rPr>
           <w:lang w:val="id_ID" w:bidi="id_ID"/>
         </w:rPr>
         <w:t xml:space="preserve">; </w:t>
       </w:r>
-      <w:hyperlink r:id="rId48">
-        <w:r>
-          <w:rPr>
-            <w:lang w:val="id_ID" w:bidi="id_ID"/>
-          </w:rPr>
-          <w:rPr>
-            <w:color w:val="0000EE"/>
-            <w:u w:val="single"/>
-          </w:rPr>
-          <w:t>Yoh. 12:31</w:t>
-        </w:r>
-      </w:hyperlink>
+      <w:r>
+        <w:rPr>
+          <w:lang w:val="id_ID" w:bidi="id_ID"/>
+        </w:rPr>
+        <w:t>Yoh. 12:31</w:t>
+      </w:r>
       <w:r>
         <w:rPr>
           <w:lang w:val="id_ID" w:bidi="id_ID"/>
         </w:rPr>
         <w:t xml:space="preserve">; </w:t>
       </w:r>
-      <w:hyperlink r:id="rId49">
-        <w:r>
-          <w:rPr>
-            <w:lang w:val="id_ID" w:bidi="id_ID"/>
-          </w:rPr>
-          <w:rPr>
-            <w:color w:val="0000EE"/>
-            <w:u w:val="single"/>
-          </w:rPr>
-          <w:t>15:18</w:t>
-        </w:r>
-      </w:hyperlink>
+      <w:r>
+        <w:rPr>
+          <w:lang w:val="id_ID" w:bidi="id_ID"/>
+        </w:rPr>
+        <w:t>15:18</w:t>
+      </w:r>
       <w:r>
         <w:rPr>
           <w:lang w:val="id_ID" w:bidi="id_ID"/>
         </w:rPr>
         <w:t xml:space="preserve">; </w:t>
       </w:r>
-      <w:hyperlink r:id="rId50">
-        <w:r>
-          <w:rPr>
-            <w:lang w:val="id_ID" w:bidi="id_ID"/>
-          </w:rPr>
-          <w:rPr>
-            <w:color w:val="0000EE"/>
-            <w:u w:val="single"/>
-          </w:rPr>
-          <w:t>Ef. 6:11–12</w:t>
-        </w:r>
-      </w:hyperlink>
+      <w:r>
+        <w:rPr>
+          <w:lang w:val="id_ID" w:bidi="id_ID"/>
+        </w:rPr>
+        <w:t>Ef. 6:11–12</w:t>
+      </w:r>
       <w:r>
         <w:rPr>
           <w:lang w:val="id_ID" w:bidi="id_ID"/>
         </w:rPr>
         <w:t xml:space="preserve">; </w:t>
       </w:r>
-      <w:hyperlink r:id="rId51">
-        <w:r>
-          <w:rPr>
-            <w:lang w:val="id_ID" w:bidi="id_ID"/>
-          </w:rPr>
-          <w:rPr>
-            <w:color w:val="0000EE"/>
-            <w:u w:val="single"/>
-          </w:rPr>
-          <w:t>Yak. 4:4</w:t>
-        </w:r>
-      </w:hyperlink>
+      <w:r>
+        <w:rPr>
+          <w:lang w:val="id_ID" w:bidi="id_ID"/>
+        </w:rPr>
+        <w:t>Yak. 4:4</w:t>
+      </w:r>
       <w:r>
         <w:rPr>
           <w:lang w:val="id_ID" w:bidi="id_ID"/>
@@ -2187,90 +1935,60 @@
         </w:rPr>
         <w:t xml:space="preserve">Antikristus secara harfiah berarti "pengganti Kristus"; ia mengklaim untuk dirinya sendiri apa yang menjadi milik Kristus dan berpura-pura sebagai menjadi Kristus (bdk. </w:t>
       </w:r>
-      <w:hyperlink r:id="rId52">
-        <w:r>
-          <w:rPr>
-            <w:lang w:val="id_ID" w:bidi="id_ID"/>
-          </w:rPr>
-          <w:rPr>
-            <w:color w:val="0000EE"/>
-            <w:u w:val="single"/>
-          </w:rPr>
-          <w:t>2Tes. 2:3</w:t>
-        </w:r>
-      </w:hyperlink>
+      <w:r>
+        <w:rPr>
+          <w:lang w:val="id_ID" w:bidi="id_ID"/>
+        </w:rPr>
+        <w:t>2Tes. 2:3</w:t>
+      </w:r>
       <w:r>
         <w:rPr>
           <w:lang w:val="id_ID" w:bidi="id_ID"/>
         </w:rPr>
         <w:t xml:space="preserve"> dan </w:t>
       </w:r>
-      <w:hyperlink r:id="rId53">
-        <w:r>
-          <w:rPr>
-            <w:lang w:val="id_ID" w:bidi="id_ID"/>
-          </w:rPr>
-          <w:rPr>
-            <w:color w:val="0000EE"/>
-            <w:u w:val="single"/>
-          </w:rPr>
-          <w:t>Why. 13:1–10</w:t>
-        </w:r>
-      </w:hyperlink>
+      <w:r>
+        <w:rPr>
+          <w:lang w:val="id_ID" w:bidi="id_ID"/>
+        </w:rPr>
+        <w:t>Why. 13:1–10</w:t>
+      </w:r>
       <w:r>
         <w:rPr>
           <w:lang w:val="id_ID" w:bidi="id_ID"/>
         </w:rPr>
         <w:t>). • sekarang telah bangkit banyak antikristus: Mereka adalah guru-guru palsu yang menyangkal bahwa Yesus adalah Kristus, Anak Allah (</w:t>
       </w:r>
-      <w:hyperlink r:id="rId54">
-        <w:r>
-          <w:rPr>
-            <w:lang w:val="id_ID" w:bidi="id_ID"/>
-          </w:rPr>
-          <w:rPr>
-            <w:color w:val="0000EE"/>
-            <w:u w:val="single"/>
-          </w:rPr>
-          <w:t>1Yoh. 2:22–23</w:t>
-        </w:r>
-      </w:hyperlink>
+      <w:r>
+        <w:rPr>
+          <w:lang w:val="id_ID" w:bidi="id_ID"/>
+        </w:rPr>
+        <w:t>1Yoh. 2:22–23</w:t>
+      </w:r>
       <w:r>
         <w:rPr>
           <w:lang w:val="id_ID" w:bidi="id_ID"/>
         </w:rPr>
         <w:t>), dan Allah yang datang dalam rupa manusia (</w:t>
       </w:r>
-      <w:hyperlink r:id="rId55">
-        <w:r>
-          <w:rPr>
-            <w:lang w:val="id_ID" w:bidi="id_ID"/>
-          </w:rPr>
-          <w:rPr>
-            <w:color w:val="0000EE"/>
-            <w:u w:val="single"/>
-          </w:rPr>
-          <w:t>1Yoh. 4:2</w:t>
-        </w:r>
-      </w:hyperlink>
+      <w:r>
+        <w:rPr>
+          <w:lang w:val="id_ID" w:bidi="id_ID"/>
+        </w:rPr>
+        <w:t>1Yoh. 4:2</w:t>
+      </w:r>
       <w:r>
         <w:rPr>
           <w:lang w:val="id_ID" w:bidi="id_ID"/>
         </w:rPr>
         <w:t xml:space="preserve">; </w:t>
       </w:r>
-      <w:hyperlink r:id="rId56">
-        <w:r>
-          <w:rPr>
-            <w:lang w:val="id_ID" w:bidi="id_ID"/>
-          </w:rPr>
-          <w:rPr>
-            <w:color w:val="0000EE"/>
-            <w:u w:val="single"/>
-          </w:rPr>
-          <w:t>2 Yoh. 1:7</w:t>
-        </w:r>
-      </w:hyperlink>
+      <w:r>
+        <w:rPr>
+          <w:lang w:val="id_ID" w:bidi="id_ID"/>
+        </w:rPr>
+        <w:t>2 Yoh. 1:7</w:t>
+      </w:r>
       <w:r>
         <w:rPr>
           <w:lang w:val="id_ID" w:bidi="id_ID"/>
@@ -2325,54 +2043,36 @@
         </w:rPr>
         <w:t xml:space="preserve">niscaya mereka tetap bersama-sama dengan kita: Ini adalah pernyataan langsung pertama Yohanes tentang guru-guru palsu. Dahulu mereka merupakan bagian dari komunitas gereja, bersekutu dengan Yohanes dan para rasul lainnya. Namun, mereka keluar dari persekutuan tersebut dan tampaknya membentuk komunitas eksklusif berdasarkan ajaran palsu mereka tentang Yesus (lihat </w:t>
       </w:r>
-      <w:hyperlink r:id="rId57">
-        <w:r>
-          <w:rPr>
-            <w:lang w:val="id_ID" w:bidi="id_ID"/>
-          </w:rPr>
-          <w:rPr>
-            <w:color w:val="0000EE"/>
-            <w:u w:val="single"/>
-          </w:rPr>
-          <w:t>1Yoh. 4:1</w:t>
-        </w:r>
-      </w:hyperlink>
+      <w:r>
+        <w:rPr>
+          <w:lang w:val="id_ID" w:bidi="id_ID"/>
+        </w:rPr>
+        <w:t>1Yoh. 4:1</w:t>
+      </w:r>
       <w:r>
         <w:rPr>
           <w:lang w:val="id_ID" w:bidi="id_ID"/>
         </w:rPr>
         <w:t xml:space="preserve">; </w:t>
       </w:r>
-      <w:hyperlink r:id="rId56">
-        <w:r>
-          <w:rPr>
-            <w:lang w:val="id_ID" w:bidi="id_ID"/>
-          </w:rPr>
-          <w:rPr>
-            <w:color w:val="0000EE"/>
-            <w:u w:val="single"/>
-          </w:rPr>
-          <w:t>2Yoh. 1:7</w:t>
-        </w:r>
-      </w:hyperlink>
+      <w:r>
+        <w:rPr>
+          <w:lang w:val="id_ID" w:bidi="id_ID"/>
+        </w:rPr>
+        <w:t>2Yoh. 1:7</w:t>
+      </w:r>
       <w:r>
         <w:rPr>
           <w:lang w:val="id_ID" w:bidi="id_ID"/>
         </w:rPr>
         <w:t xml:space="preserve">; </w:t>
       </w:r>
-      <w:hyperlink r:id="rId58">
-        <w:r>
-          <w:rPr>
-            <w:lang w:val="id_ID" w:bidi="id_ID"/>
-          </w:rPr>
-          <w:rPr>
-            <w:color w:val="0000EE"/>
-            <w:u w:val="single"/>
-          </w:rPr>
-          <w:t>3 Yoh 1:9–10</w:t>
-        </w:r>
-      </w:hyperlink>
+      <w:r>
+        <w:rPr>
+          <w:lang w:val="id_ID" w:bidi="id_ID"/>
+        </w:rPr>
+        <w:t>3 Yoh 1:9–10</w:t>
+      </w:r>
       <w:r>
         <w:rPr>
           <w:lang w:val="id_ID" w:bidi="id_ID"/>
@@ -2427,54 +2127,36 @@
         </w:rPr>
         <w:t xml:space="preserve">Tetapi kamu telah beroleh pengurapan dari Yang Kudus: Roh Kudus memberikan kemampuan kepada orang percaya untuk memahami dan mengenali kebenaran rohani (lihat </w:t>
       </w:r>
-      <w:hyperlink r:id="rId59">
-        <w:r>
-          <w:rPr>
-            <w:lang w:val="id_ID" w:bidi="id_ID"/>
-          </w:rPr>
-          <w:rPr>
-            <w:color w:val="0000EE"/>
-            <w:u w:val="single"/>
-          </w:rPr>
-          <w:t>Yes. 61:1</w:t>
-        </w:r>
-      </w:hyperlink>
+      <w:r>
+        <w:rPr>
+          <w:lang w:val="id_ID" w:bidi="id_ID"/>
+        </w:rPr>
+        <w:t>Yes. 61:1</w:t>
+      </w:r>
       <w:r>
         <w:rPr>
           <w:lang w:val="id_ID" w:bidi="id_ID"/>
         </w:rPr>
         <w:t xml:space="preserve">; </w:t>
       </w:r>
-      <w:hyperlink r:id="rId60">
-        <w:r>
-          <w:rPr>
-            <w:lang w:val="id_ID" w:bidi="id_ID"/>
-          </w:rPr>
-          <w:rPr>
-            <w:color w:val="0000EE"/>
-            <w:u w:val="single"/>
-          </w:rPr>
-          <w:t>Kisah 10:38</w:t>
-        </w:r>
-      </w:hyperlink>
+      <w:r>
+        <w:rPr>
+          <w:lang w:val="id_ID" w:bidi="id_ID"/>
+        </w:rPr>
+        <w:t>Kisah 10:38</w:t>
+      </w:r>
       <w:r>
         <w:rPr>
           <w:lang w:val="id_ID" w:bidi="id_ID"/>
         </w:rPr>
         <w:t xml:space="preserve">; </w:t>
       </w:r>
-      <w:hyperlink r:id="rId61">
-        <w:r>
-          <w:rPr>
-            <w:lang w:val="id_ID" w:bidi="id_ID"/>
-          </w:rPr>
-          <w:rPr>
-            <w:color w:val="0000EE"/>
-            <w:u w:val="single"/>
-          </w:rPr>
-          <w:t>2Kor. 1:21–22</w:t>
-        </w:r>
-      </w:hyperlink>
+      <w:r>
+        <w:rPr>
+          <w:lang w:val="id_ID" w:bidi="id_ID"/>
+        </w:rPr>
+        <w:t>2Kor. 1:21–22</w:t>
+      </w:r>
       <w:r>
         <w:rPr>
           <w:lang w:val="id_ID" w:bidi="id_ID"/>
@@ -2529,18 +2211,12 @@
         </w:rPr>
         <w:t>Yohanes menandai setiap guru palsu sebagai pendusta, yaitu mereka yang menyangkal bahwa Yesus adalah Kristus, Anak Allah, dan satu-satunya yang menyatakan Bapa (</w:t>
       </w:r>
-      <w:hyperlink r:id="rId55">
-        <w:r>
-          <w:rPr>
-            <w:lang w:val="id_ID" w:bidi="id_ID"/>
-          </w:rPr>
-          <w:rPr>
-            <w:color w:val="0000EE"/>
-            <w:u w:val="single"/>
-          </w:rPr>
-          <w:t>1Yoh. 4:2</w:t>
-        </w:r>
-      </w:hyperlink>
+      <w:r>
+        <w:rPr>
+          <w:lang w:val="id_ID" w:bidi="id_ID"/>
+        </w:rPr>
+        <w:t>1Yoh. 4:2</w:t>
+      </w:r>
       <w:r>
         <w:rPr>
           <w:lang w:val="id_ID" w:bidi="id_ID"/>
@@ -2595,108 +2271,72 @@
         </w:rPr>
         <w:t>Yohanes mengajarkan para pembacanya untuk menolak kebohongan dari antikristus dan tetap setia pada kebenaran yang telah dia dan para rasul lainnya nyatakan kepada mereka. Jika mereka melakukan ini, maka mereka akan tetap bersekutu dengan Anak dan dengan Bapa serta memiliki kepastian hidup kekal (</w:t>
       </w:r>
-      <w:hyperlink r:id="rId62">
-        <w:r>
-          <w:rPr>
-            <w:lang w:val="id_ID" w:bidi="id_ID"/>
-          </w:rPr>
-          <w:rPr>
-            <w:color w:val="0000EE"/>
-            <w:u w:val="single"/>
-          </w:rPr>
-          <w:t>Yoh. 3:15</w:t>
-        </w:r>
-      </w:hyperlink>
+      <w:r>
+        <w:rPr>
+          <w:lang w:val="id_ID" w:bidi="id_ID"/>
+        </w:rPr>
+        <w:t>Yoh. 3:15</w:t>
+      </w:r>
       <w:r>
         <w:rPr>
           <w:lang w:val="id_ID" w:bidi="id_ID"/>
         </w:rPr>
         <w:t xml:space="preserve">, </w:t>
       </w:r>
-      <w:hyperlink r:id="rId63">
-        <w:r>
-          <w:rPr>
-            <w:lang w:val="id_ID" w:bidi="id_ID"/>
-          </w:rPr>
-          <w:rPr>
-            <w:color w:val="0000EE"/>
-            <w:u w:val="single"/>
-          </w:rPr>
-          <w:t>36</w:t>
-        </w:r>
-      </w:hyperlink>
+      <w:r>
+        <w:rPr>
+          <w:lang w:val="id_ID" w:bidi="id_ID"/>
+        </w:rPr>
+        <w:t>36</w:t>
+      </w:r>
       <w:r>
         <w:rPr>
           <w:lang w:val="id_ID" w:bidi="id_ID"/>
         </w:rPr>
         <w:t xml:space="preserve">; </w:t>
       </w:r>
-      <w:hyperlink r:id="rId64">
-        <w:r>
-          <w:rPr>
-            <w:lang w:val="id_ID" w:bidi="id_ID"/>
-          </w:rPr>
-          <w:rPr>
-            <w:color w:val="0000EE"/>
-            <w:u w:val="single"/>
-          </w:rPr>
-          <w:t>6:40</w:t>
-        </w:r>
-      </w:hyperlink>
+      <w:r>
+        <w:rPr>
+          <w:lang w:val="id_ID" w:bidi="id_ID"/>
+        </w:rPr>
+        <w:t>6:40</w:t>
+      </w:r>
       <w:r>
         <w:rPr>
           <w:lang w:val="id_ID" w:bidi="id_ID"/>
         </w:rPr>
         <w:t xml:space="preserve">, </w:t>
       </w:r>
-      <w:hyperlink r:id="rId65">
-        <w:r>
-          <w:rPr>
-            <w:lang w:val="id_ID" w:bidi="id_ID"/>
-          </w:rPr>
-          <w:rPr>
-            <w:color w:val="0000EE"/>
-            <w:u w:val="single"/>
-          </w:rPr>
-          <w:t>47</w:t>
-        </w:r>
-      </w:hyperlink>
+      <w:r>
+        <w:rPr>
+          <w:lang w:val="id_ID" w:bidi="id_ID"/>
+        </w:rPr>
+        <w:t>47</w:t>
+      </w:r>
       <w:r>
         <w:rPr>
           <w:lang w:val="id_ID" w:bidi="id_ID"/>
         </w:rPr>
         <w:t xml:space="preserve">, </w:t>
       </w:r>
-      <w:hyperlink r:id="rId66">
-        <w:r>
-          <w:rPr>
-            <w:lang w:val="id_ID" w:bidi="id_ID"/>
-          </w:rPr>
-          <w:rPr>
-            <w:color w:val="0000EE"/>
-            <w:u w:val="single"/>
-          </w:rPr>
-          <w:t>57</w:t>
-        </w:r>
-      </w:hyperlink>
+      <w:r>
+        <w:rPr>
+          <w:lang w:val="id_ID" w:bidi="id_ID"/>
+        </w:rPr>
+        <w:t>57</w:t>
+      </w:r>
       <w:r>
         <w:rPr>
           <w:lang w:val="id_ID" w:bidi="id_ID"/>
         </w:rPr>
         <w:t xml:space="preserve">; </w:t>
       </w:r>
-      <w:hyperlink r:id="rId67">
-        <w:r>
-          <w:rPr>
-            <w:lang w:val="id_ID" w:bidi="id_ID"/>
-          </w:rPr>
-          <w:rPr>
-            <w:color w:val="0000EE"/>
-            <w:u w:val="single"/>
-          </w:rPr>
-          <w:t>17:2–3</w:t>
-        </w:r>
-      </w:hyperlink>
+      <w:r>
+        <w:rPr>
+          <w:lang w:val="id_ID" w:bidi="id_ID"/>
+        </w:rPr>
+        <w:t>17:2–3</w:t>
+      </w:r>
       <w:r>
         <w:rPr>
           <w:lang w:val="id_ID" w:bidi="id_ID"/>
@@ -2799,18 +2439,12 @@
         </w:rPr>
         <w:t xml:space="preserve">Ketika Kristus kembali, kita akan menjadi seperti Dia, karena kita akan melihat Dia dalam keadaan-Nya yang sesungguhnya. Anak-anak Allah mencerminkan gambar Kristus dan akan turut mengambil bagian dalam kemuliaan-Nya (lihat </w:t>
       </w:r>
-      <w:hyperlink r:id="rId68">
-        <w:r>
-          <w:rPr>
-            <w:lang w:val="id_ID" w:bidi="id_ID"/>
-          </w:rPr>
-          <w:rPr>
-            <w:color w:val="0000EE"/>
-            <w:u w:val="single"/>
-          </w:rPr>
-          <w:t>Rm 8:18–30</w:t>
-        </w:r>
-      </w:hyperlink>
+      <w:r>
+        <w:rPr>
+          <w:lang w:val="id_ID" w:bidi="id_ID"/>
+        </w:rPr>
+        <w:t>Rm 8:18–30</w:t>
+      </w:r>
       <w:r>
         <w:rPr>
           <w:lang w:val="id_ID" w:bidi="id_ID"/>
@@ -2830,18 +2464,12 @@
         </w:rPr>
         <w:t xml:space="preserve"> berusaha menjadi semakin serupa seperti Kristus dalam menantikan kedatangan-Nya yang mulia. Inilah sebagian alasan mengapa anak-anak Allah tidak akan merasa malu ketika Kristus datang (</w:t>
       </w:r>
-      <w:hyperlink r:id="rId69">
-        <w:r>
-          <w:rPr>
-            <w:lang w:val="id_ID" w:bidi="id_ID"/>
-          </w:rPr>
-          <w:rPr>
-            <w:color w:val="0000EE"/>
-            <w:u w:val="single"/>
-          </w:rPr>
-          <w:t>1Yoh. 2:29</w:t>
-        </w:r>
-      </w:hyperlink>
+      <w:r>
+        <w:rPr>
+          <w:lang w:val="id_ID" w:bidi="id_ID"/>
+        </w:rPr>
+        <w:t>1Yoh. 2:29</w:t>
+      </w:r>
       <w:r>
         <w:rPr>
           <w:lang w:val="id_ID" w:bidi="id_ID"/>
@@ -2896,18 +2524,12 @@
         </w:rPr>
         <w:t>Bagian ini membahas makna hidup dalam kekudusan (</w:t>
       </w:r>
-      <w:hyperlink r:id="rId70">
-        <w:r>
-          <w:rPr>
-            <w:lang w:val="id_ID" w:bidi="id_ID"/>
-          </w:rPr>
-          <w:rPr>
-            <w:color w:val="0000EE"/>
-            <w:u w:val="single"/>
-          </w:rPr>
-          <w:t>1Yoh. 3:3</w:t>
-        </w:r>
-      </w:hyperlink>
+      <w:r>
+        <w:rPr>
+          <w:lang w:val="id_ID" w:bidi="id_ID"/>
+        </w:rPr>
+        <w:t>1Yoh. 3:3</w:t>
+      </w:r>
       <w:r>
         <w:rPr>
           <w:lang w:val="id_ID" w:bidi="id_ID"/>
@@ -2927,18 +2549,12 @@
         </w:rPr>
         <w:t xml:space="preserve"> tetapi ini berbeda dari jenis "tanpa dosa" yang diklaim oleh para pengajar palsu (lihat </w:t>
       </w:r>
-      <w:hyperlink r:id="rId71">
-        <w:r>
-          <w:rPr>
-            <w:lang w:val="id_ID" w:bidi="id_ID"/>
-          </w:rPr>
-          <w:rPr>
-            <w:color w:val="0000EE"/>
-            <w:u w:val="single"/>
-          </w:rPr>
-          <w:t>1Yoh. 1:5–10</w:t>
-        </w:r>
-      </w:hyperlink>
+      <w:r>
+        <w:rPr>
+          <w:lang w:val="id_ID" w:bidi="id_ID"/>
+        </w:rPr>
+        <w:t>1Yoh. 1:5–10</w:t>
+      </w:r>
       <w:r>
         <w:rPr>
           <w:lang w:val="id_ID" w:bidi="id_ID"/>
@@ -3005,18 +2621,12 @@
         </w:rPr>
         <w:t>tetap berada di dalam Dia (Yunani menō): Ini menunjukkan "tinggal" dan "tetap" (</w:t>
       </w:r>
-      <w:hyperlink r:id="rId72">
-        <w:r>
-          <w:rPr>
-            <w:lang w:val="id_ID" w:bidi="id_ID"/>
-          </w:rPr>
-          <w:rPr>
-            <w:color w:val="0000EE"/>
-            <w:u w:val="single"/>
-          </w:rPr>
-          <w:t>Yoh. 15:1–8</w:t>
-        </w:r>
-      </w:hyperlink>
+      <w:r>
+        <w:rPr>
+          <w:lang w:val="id_ID" w:bidi="id_ID"/>
+        </w:rPr>
+        <w:t>Yoh. 15:1–8</w:t>
+      </w:r>
       <w:r>
         <w:rPr>
           <w:lang w:val="id_ID" w:bidi="id_ID"/>
@@ -3071,18 +2681,12 @@
         </w:rPr>
         <w:t xml:space="preserve">membinasakan: Ini tidak berarti "menghancurkan" tetapi "meruntuhkan" (lihat </w:t>
       </w:r>
-      <w:hyperlink r:id="rId73">
-        <w:r>
-          <w:rPr>
-            <w:lang w:val="id_ID" w:bidi="id_ID"/>
-          </w:rPr>
-          <w:rPr>
-            <w:color w:val="0000EE"/>
-            <w:u w:val="single"/>
-          </w:rPr>
-          <w:t>Ef. 2:14</w:t>
-        </w:r>
-      </w:hyperlink>
+      <w:r>
+        <w:rPr>
+          <w:lang w:val="id_ID" w:bidi="id_ID"/>
+        </w:rPr>
+        <w:t>Ef. 2:14</w:t>
+      </w:r>
       <w:r>
         <w:rPr>
           <w:lang w:val="id_ID" w:bidi="id_ID"/>
@@ -3137,36 +2741,24 @@
         </w:rPr>
         <w:t>Hidup dalam kebenaran berarti hidup dalam hubungan yang benar dengan Allah. (Ini berlawanan dengan ajaran para guru-guru palsu, yang menganggap bahwa kehidupan dalam roh tidak dapat tercemar oleh perilaku apa pun dalam tubuh jasmani.) Ini tidak berarti bahwa kita hidup dengan sempurna (</w:t>
       </w:r>
-      <w:hyperlink r:id="rId74">
-        <w:r>
-          <w:rPr>
-            <w:lang w:val="id_ID" w:bidi="id_ID"/>
-          </w:rPr>
-          <w:rPr>
-            <w:color w:val="0000EE"/>
-            <w:u w:val="single"/>
-          </w:rPr>
-          <w:t>1Yoh. 1:8</w:t>
-        </w:r>
-      </w:hyperlink>
+      <w:r>
+        <w:rPr>
+          <w:lang w:val="id_ID" w:bidi="id_ID"/>
+        </w:rPr>
+        <w:t>1Yoh. 1:8</w:t>
+      </w:r>
       <w:r>
         <w:rPr>
           <w:lang w:val="id_ID" w:bidi="id_ID"/>
         </w:rPr>
         <w:t>), tetapi bahwa kita menjaga diri kita tetap dalam hubungan yang baik dengan Allah (</w:t>
       </w:r>
-      <w:hyperlink r:id="rId31">
-        <w:r>
-          <w:rPr>
-            <w:lang w:val="id_ID" w:bidi="id_ID"/>
-          </w:rPr>
-          <w:rPr>
-            <w:color w:val="0000EE"/>
-            <w:u w:val="single"/>
-          </w:rPr>
-          <w:t>1Yoh. 1:9</w:t>
-        </w:r>
-      </w:hyperlink>
+      <w:r>
+        <w:rPr>
+          <w:lang w:val="id_ID" w:bidi="id_ID"/>
+        </w:rPr>
+        <w:t>1Yoh. 1:9</w:t>
+      </w:r>
       <w:r>
         <w:rPr>
           <w:lang w:val="id_ID" w:bidi="id_ID"/>
@@ -3221,18 +2813,12 @@
         </w:rPr>
         <w:t xml:space="preserve">Yohanes kini menekankan pentingnya orang percaya untuk saling mengasihi (lihat </w:t>
       </w:r>
-      <w:hyperlink r:id="rId75">
-        <w:r>
-          <w:rPr>
-            <w:lang w:val="id_ID" w:bidi="id_ID"/>
-          </w:rPr>
-          <w:rPr>
-            <w:color w:val="0000EE"/>
-            <w:u w:val="single"/>
-          </w:rPr>
-          <w:t>Yoh. 13:34</w:t>
-        </w:r>
-      </w:hyperlink>
+      <w:r>
+        <w:rPr>
+          <w:lang w:val="id_ID" w:bidi="id_ID"/>
+        </w:rPr>
+        <w:t>Yoh. 13:34</w:t>
+      </w:r>
       <w:r>
         <w:rPr>
           <w:lang w:val="id_ID" w:bidi="id_ID"/>
@@ -3287,36 +2873,24 @@
         </w:rPr>
         <w:t>Kain, yang berasal dari si jahat: Ia iri hati karena persembahan Habel diterima oleh Allah; perasaan iri itu mendorongnya untuk membunuh saudaranya (</w:t>
       </w:r>
-      <w:hyperlink r:id="rId76">
-        <w:r>
-          <w:rPr>
-            <w:lang w:val="id_ID" w:bidi="id_ID"/>
-          </w:rPr>
-          <w:rPr>
-            <w:color w:val="0000EE"/>
-            <w:u w:val="single"/>
-          </w:rPr>
-          <w:t>Kej. 4:8</w:t>
-        </w:r>
-      </w:hyperlink>
+      <w:r>
+        <w:rPr>
+          <w:lang w:val="id_ID" w:bidi="id_ID"/>
+        </w:rPr>
+        <w:t>Kej. 4:8</w:t>
+      </w:r>
       <w:r>
         <w:rPr>
           <w:lang w:val="id_ID" w:bidi="id_ID"/>
         </w:rPr>
         <w:t xml:space="preserve">). Kebencian dihakimi, sama seperti tindakan lahiriah yang dihasilkannya (lihat </w:t>
       </w:r>
-      <w:hyperlink r:id="rId77">
-        <w:r>
-          <w:rPr>
-            <w:lang w:val="id_ID" w:bidi="id_ID"/>
-          </w:rPr>
-          <w:rPr>
-            <w:color w:val="0000EE"/>
-            <w:u w:val="single"/>
-          </w:rPr>
-          <w:t>Mat. 5:21–22</w:t>
-        </w:r>
-      </w:hyperlink>
+      <w:r>
+        <w:rPr>
+          <w:lang w:val="id_ID" w:bidi="id_ID"/>
+        </w:rPr>
+        <w:t>Mat. 5:21–22</w:t>
+      </w:r>
       <w:r>
         <w:rPr>
           <w:lang w:val="id_ID" w:bidi="id_ID"/>
@@ -3371,54 +2945,36 @@
         </w:rPr>
         <w:t xml:space="preserve">Kasih kepada saudara-saudara seiman adalah bukti nyata bahwa kita telah mengalami kelahiran baru di dalam Kristus dan akan menerima hidup yang kekal, bukan kematian (yaitu, hukuman; lihat </w:t>
       </w:r>
-      <w:hyperlink r:id="rId78">
-        <w:r>
-          <w:rPr>
-            <w:lang w:val="id_ID" w:bidi="id_ID"/>
-          </w:rPr>
-          <w:rPr>
-            <w:color w:val="0000EE"/>
-            <w:u w:val="single"/>
-          </w:rPr>
-          <w:t>Rm. 6:23</w:t>
-        </w:r>
-      </w:hyperlink>
+      <w:r>
+        <w:rPr>
+          <w:lang w:val="id_ID" w:bidi="id_ID"/>
+        </w:rPr>
+        <w:t>Rm. 6:23</w:t>
+      </w:r>
       <w:r>
         <w:rPr>
           <w:lang w:val="id_ID" w:bidi="id_ID"/>
         </w:rPr>
         <w:t xml:space="preserve">; </w:t>
       </w:r>
-      <w:hyperlink r:id="rId79">
-        <w:r>
-          <w:rPr>
-            <w:lang w:val="id_ID" w:bidi="id_ID"/>
-          </w:rPr>
-          <w:rPr>
-            <w:color w:val="0000EE"/>
-            <w:u w:val="single"/>
-          </w:rPr>
-          <w:t>Yak. 5:20</w:t>
-        </w:r>
-      </w:hyperlink>
+      <w:r>
+        <w:rPr>
+          <w:lang w:val="id_ID" w:bidi="id_ID"/>
+        </w:rPr>
+        <w:t>Yak. 5:20</w:t>
+      </w:r>
       <w:r>
         <w:rPr>
           <w:lang w:val="id_ID" w:bidi="id_ID"/>
         </w:rPr>
         <w:t xml:space="preserve">; </w:t>
       </w:r>
-      <w:hyperlink r:id="rId80">
-        <w:r>
-          <w:rPr>
-            <w:lang w:val="id_ID" w:bidi="id_ID"/>
-          </w:rPr>
-          <w:rPr>
-            <w:color w:val="0000EE"/>
-            <w:u w:val="single"/>
-          </w:rPr>
-          <w:t>Why. 21:8</w:t>
-        </w:r>
-      </w:hyperlink>
+      <w:r>
+        <w:rPr>
+          <w:lang w:val="id_ID" w:bidi="id_ID"/>
+        </w:rPr>
+        <w:t>Why. 21:8</w:t>
+      </w:r>
       <w:r>
         <w:rPr>
           <w:lang w:val="id_ID" w:bidi="id_ID"/>
@@ -3521,36 +3077,24 @@
         </w:rPr>
         <w:t>Mereka yang sungguh-sungguh mengasihi (</w:t>
       </w:r>
-      <w:hyperlink r:id="rId81">
-        <w:r>
-          <w:rPr>
-            <w:lang w:val="id_ID" w:bidi="id_ID"/>
-          </w:rPr>
-          <w:rPr>
-            <w:color w:val="0000EE"/>
-            <w:u w:val="single"/>
-          </w:rPr>
-          <w:t>1Yoh. 3:16–18</w:t>
-        </w:r>
-      </w:hyperlink>
+      <w:r>
+        <w:rPr>
+          <w:lang w:val="id_ID" w:bidi="id_ID"/>
+        </w:rPr>
+        <w:t>1Yoh. 3:16–18</w:t>
+      </w:r>
       <w:r>
         <w:rPr>
           <w:lang w:val="id_ID" w:bidi="id_ID"/>
         </w:rPr>
         <w:t xml:space="preserve">) memiliki keyakinan bahwa Allah menerima mereka, karena kasih yang sejati adalah bukti utama dari iman yang tulus dan kehidupan baru dalam Kristus (lihat </w:t>
       </w:r>
-      <w:hyperlink r:id="rId82">
-        <w:r>
-          <w:rPr>
-            <w:lang w:val="id_ID" w:bidi="id_ID"/>
-          </w:rPr>
-          <w:rPr>
-            <w:color w:val="0000EE"/>
-            <w:u w:val="single"/>
-          </w:rPr>
-          <w:t>1Yoh. 4:7–8</w:t>
-        </w:r>
-      </w:hyperlink>
+      <w:r>
+        <w:rPr>
+          <w:lang w:val="id_ID" w:bidi="id_ID"/>
+        </w:rPr>
+        <w:t>1Yoh. 4:7–8</w:t>
+      </w:r>
       <w:r>
         <w:rPr>
           <w:lang w:val="id_ID" w:bidi="id_ID"/>
@@ -3605,18 +3149,12 @@
         </w:rPr>
         <w:t>Di sini Yohanes memberikan kriteria baru untuk membedakan siapa yang memiliki Roh. Roh bukanlah milik kelompok elit yang tercerahkan tanpa perubahan dalam hidup mereka. Sebaliknya, Roh datang kepada semua orang percaya dan mendorong kehidupan pemuridan dalam ketaatan (</w:t>
       </w:r>
-      <w:hyperlink r:id="rId83">
-        <w:r>
-          <w:rPr>
-            <w:lang w:val="id_ID" w:bidi="id_ID"/>
-          </w:rPr>
-          <w:rPr>
-            <w:color w:val="0000EE"/>
-            <w:u w:val="single"/>
-          </w:rPr>
-          <w:t>Gal. 5:22–23</w:t>
-        </w:r>
-      </w:hyperlink>
+      <w:r>
+        <w:rPr>
+          <w:lang w:val="id_ID" w:bidi="id_ID"/>
+        </w:rPr>
+        <w:t>Gal. 5:22–23</w:t>
+      </w:r>
       <w:r>
         <w:rPr>
           <w:lang w:val="id_ID" w:bidi="id_ID"/>
@@ -3684,90 +3222,60 @@
         </w:rPr>
         <w:t>): Guru-guru yang telah meninggalkan jemaat Yohanes mengaku sebagai nabi, tetapi nabi yang sejati adalah alat bagi pesan-pesan Roh Kudus (</w:t>
       </w:r>
-      <w:hyperlink r:id="rId84">
-        <w:r>
-          <w:rPr>
-            <w:lang w:val="id_ID" w:bidi="id_ID"/>
-          </w:rPr>
-          <w:rPr>
-            <w:color w:val="0000EE"/>
-            <w:u w:val="single"/>
-          </w:rPr>
-          <w:t>Kisah 4:25</w:t>
-        </w:r>
-      </w:hyperlink>
+      <w:r>
+        <w:rPr>
+          <w:lang w:val="id_ID" w:bidi="id_ID"/>
+        </w:rPr>
+        <w:t>Kisah 4:25</w:t>
+      </w:r>
       <w:r>
         <w:rPr>
           <w:lang w:val="id_ID" w:bidi="id_ID"/>
         </w:rPr>
         <w:t xml:space="preserve">; </w:t>
       </w:r>
-      <w:hyperlink r:id="rId85">
-        <w:r>
-          <w:rPr>
-            <w:lang w:val="id_ID" w:bidi="id_ID"/>
-          </w:rPr>
-          <w:rPr>
-            <w:color w:val="0000EE"/>
-            <w:u w:val="single"/>
-          </w:rPr>
-          <w:t>1Tim. 4:1</w:t>
-        </w:r>
-      </w:hyperlink>
+      <w:r>
+        <w:rPr>
+          <w:lang w:val="id_ID" w:bidi="id_ID"/>
+        </w:rPr>
+        <w:t>1Tim. 4:1</w:t>
+      </w:r>
       <w:r>
         <w:rPr>
           <w:lang w:val="id_ID" w:bidi="id_ID"/>
         </w:rPr>
         <w:t xml:space="preserve">; </w:t>
       </w:r>
-      <w:hyperlink r:id="rId86">
-        <w:r>
-          <w:rPr>
-            <w:lang w:val="id_ID" w:bidi="id_ID"/>
-          </w:rPr>
-          <w:rPr>
-            <w:color w:val="0000EE"/>
-            <w:u w:val="single"/>
-          </w:rPr>
-          <w:t>Why. 19:10</w:t>
-        </w:r>
-      </w:hyperlink>
+      <w:r>
+        <w:rPr>
+          <w:lang w:val="id_ID" w:bidi="id_ID"/>
+        </w:rPr>
+        <w:t>Why. 19:10</w:t>
+      </w:r>
       <w:r>
         <w:rPr>
           <w:lang w:val="id_ID" w:bidi="id_ID"/>
         </w:rPr>
         <w:t>). Setiap pengajar harus diuji berdasarkan apa yang telah disampaikan Roh Kudus melalui para rasul. (</w:t>
       </w:r>
-      <w:hyperlink r:id="rId15">
-        <w:r>
-          <w:rPr>
-            <w:lang w:val="id_ID" w:bidi="id_ID"/>
-          </w:rPr>
-          <w:rPr>
-            <w:color w:val="0000EE"/>
-            <w:u w:val="single"/>
-          </w:rPr>
-          <w:t>1Yoh. 4:2–3</w:t>
-        </w:r>
-      </w:hyperlink>
+      <w:r>
+        <w:rPr>
+          <w:lang w:val="id_ID" w:bidi="id_ID"/>
+        </w:rPr>
+        <w:t>1Yoh. 4:2–3</w:t>
+      </w:r>
       <w:r>
         <w:rPr>
           <w:lang w:val="id_ID" w:bidi="id_ID"/>
         </w:rPr>
         <w:t xml:space="preserve">, </w:t>
       </w:r>
-      <w:hyperlink r:id="rId87">
-        <w:r>
-          <w:rPr>
-            <w:lang w:val="id_ID" w:bidi="id_ID"/>
-          </w:rPr>
-          <w:rPr>
-            <w:color w:val="0000EE"/>
-            <w:u w:val="single"/>
-          </w:rPr>
-          <w:t>6</w:t>
-        </w:r>
-      </w:hyperlink>
+      <w:r>
+        <w:rPr>
+          <w:lang w:val="id_ID" w:bidi="id_ID"/>
+        </w:rPr>
+        <w:t>6</w:t>
+      </w:r>
       <w:r>
         <w:rPr>
           <w:lang w:val="id_ID" w:bidi="id_ID"/>
@@ -3822,108 +3330,72 @@
         </w:rPr>
         <w:t>Mereka yang menjadi milik Allah (</w:t>
       </w:r>
-      <w:hyperlink r:id="rId46">
-        <w:r>
-          <w:rPr>
-            <w:lang w:val="id_ID" w:bidi="id_ID"/>
-          </w:rPr>
-          <w:rPr>
-            <w:color w:val="0000EE"/>
-            <w:u w:val="single"/>
-          </w:rPr>
-          <w:t>1Yoh. 4:4</w:t>
-        </w:r>
-      </w:hyperlink>
+      <w:r>
+        <w:rPr>
+          <w:lang w:val="id_ID" w:bidi="id_ID"/>
+        </w:rPr>
+        <w:t>1Yoh. 4:4</w:t>
+      </w:r>
       <w:r>
         <w:rPr>
           <w:lang w:val="id_ID" w:bidi="id_ID"/>
         </w:rPr>
         <w:t>) dapat membedakan antara apa yang benar secara rohani dan yang salah, karena kehadiran Roh Kudus di dalam mereka (</w:t>
       </w:r>
-      <w:hyperlink r:id="rId88">
-        <w:r>
-          <w:rPr>
-            <w:lang w:val="id_ID" w:bidi="id_ID"/>
-          </w:rPr>
-          <w:rPr>
-            <w:color w:val="0000EE"/>
-            <w:u w:val="single"/>
-          </w:rPr>
-          <w:t>1Yoh. 3:23–24</w:t>
-        </w:r>
-      </w:hyperlink>
+      <w:r>
+        <w:rPr>
+          <w:lang w:val="id_ID" w:bidi="id_ID"/>
+        </w:rPr>
+        <w:t>1Yoh. 3:23–24</w:t>
+      </w:r>
       <w:r>
         <w:rPr>
           <w:lang w:val="id_ID" w:bidi="id_ID"/>
         </w:rPr>
         <w:t xml:space="preserve">) yang mengajar mereka (lihat </w:t>
       </w:r>
-      <w:hyperlink r:id="rId89">
-        <w:r>
-          <w:rPr>
-            <w:lang w:val="id_ID" w:bidi="id_ID"/>
-          </w:rPr>
-          <w:rPr>
-            <w:color w:val="0000EE"/>
-            <w:u w:val="single"/>
-          </w:rPr>
-          <w:t>1Yoh. 2:20</w:t>
-        </w:r>
-      </w:hyperlink>
+      <w:r>
+        <w:rPr>
+          <w:lang w:val="id_ID" w:bidi="id_ID"/>
+        </w:rPr>
+        <w:t>1Yoh. 2:20</w:t>
+      </w:r>
       <w:r>
         <w:rPr>
           <w:lang w:val="id_ID" w:bidi="id_ID"/>
         </w:rPr>
         <w:t xml:space="preserve">, </w:t>
       </w:r>
-      <w:hyperlink r:id="rId90">
-        <w:r>
-          <w:rPr>
-            <w:lang w:val="id_ID" w:bidi="id_ID"/>
-          </w:rPr>
-          <w:rPr>
-            <w:color w:val="0000EE"/>
-            <w:u w:val="single"/>
-          </w:rPr>
-          <w:t>27</w:t>
-        </w:r>
-      </w:hyperlink>
+      <w:r>
+        <w:rPr>
+          <w:lang w:val="id_ID" w:bidi="id_ID"/>
+        </w:rPr>
+        <w:t>27</w:t>
+      </w:r>
       <w:r>
         <w:rPr>
           <w:lang w:val="id_ID" w:bidi="id_ID"/>
         </w:rPr>
         <w:t xml:space="preserve">; </w:t>
       </w:r>
-      <w:hyperlink r:id="rId91">
-        <w:r>
-          <w:rPr>
-            <w:lang w:val="id_ID" w:bidi="id_ID"/>
-          </w:rPr>
-          <w:rPr>
-            <w:color w:val="0000EE"/>
-            <w:u w:val="single"/>
-          </w:rPr>
-          <w:t>Yoh. 14:15–26</w:t>
-        </w:r>
-      </w:hyperlink>
+      <w:r>
+        <w:rPr>
+          <w:lang w:val="id_ID" w:bidi="id_ID"/>
+        </w:rPr>
+        <w:t>Yoh. 14:15–26</w:t>
+      </w:r>
       <w:r>
         <w:rPr>
           <w:lang w:val="id_ID" w:bidi="id_ID"/>
         </w:rPr>
         <w:t xml:space="preserve">; </w:t>
       </w:r>
-      <w:hyperlink r:id="rId92">
-        <w:r>
-          <w:rPr>
-            <w:lang w:val="id_ID" w:bidi="id_ID"/>
-          </w:rPr>
-          <w:rPr>
-            <w:color w:val="0000EE"/>
-            <w:u w:val="single"/>
-          </w:rPr>
-          <w:t>16:5–15</w:t>
-        </w:r>
-      </w:hyperlink>
+      <w:r>
+        <w:rPr>
+          <w:lang w:val="id_ID" w:bidi="id_ID"/>
+        </w:rPr>
+        <w:t>16:5–15</w:t>
+      </w:r>
       <w:r>
         <w:rPr>
           <w:lang w:val="id_ID" w:bidi="id_ID"/>
@@ -3978,54 +3450,36 @@
         </w:rPr>
         <w:t>setiap roh yang mengaku: Yohanes memberikan suatu ujian doktrinal untuk nabi dan pengajar. Mereka yang memiliki Roh Allah mengakui bahwa Yesus Kristus datang dalam tubuh nyata. Dengan kata lain, mereka harus menegaskan bahwa Yesus sepenuhnya manusia dan sepenuhnya Allah. Nabi dan guru-guru palsu yang menyangkal ajaran dasar ini adalah antikristus (</w:t>
       </w:r>
-      <w:hyperlink r:id="rId93">
-        <w:r>
-          <w:rPr>
-            <w:lang w:val="id_ID" w:bidi="id_ID"/>
-          </w:rPr>
-          <w:rPr>
-            <w:color w:val="0000EE"/>
-            <w:u w:val="single"/>
-          </w:rPr>
-          <w:t>1Yoh. 2:18</w:t>
-        </w:r>
-      </w:hyperlink>
+      <w:r>
+        <w:rPr>
+          <w:lang w:val="id_ID" w:bidi="id_ID"/>
+        </w:rPr>
+        <w:t>1Yoh. 2:18</w:t>
+      </w:r>
       <w:r>
         <w:rPr>
           <w:lang w:val="id_ID" w:bidi="id_ID"/>
         </w:rPr>
         <w:t xml:space="preserve">). Guru-guru palsu tertentu pada zaman Yohanes (para Docetis) mengajarkan bahwa Yesus Kristus hanya tampak memiliki tubuh manusia tetapi sebenarnya tidak memilikinya. Dengan demikian, mereka menyangkal bahwa Allah telah menjadi manusia; lihat </w:t>
       </w:r>
-      <w:hyperlink r:id="rId94">
-        <w:r>
-          <w:rPr>
-            <w:lang w:val="id_ID" w:bidi="id_ID"/>
-          </w:rPr>
-          <w:rPr>
-            <w:color w:val="0000EE"/>
-            <w:u w:val="single"/>
-          </w:rPr>
-          <w:t>1Yoh. 1:1–3</w:t>
-        </w:r>
-      </w:hyperlink>
+      <w:r>
+        <w:rPr>
+          <w:lang w:val="id_ID" w:bidi="id_ID"/>
+        </w:rPr>
+        <w:t>1Yoh. 1:1–3</w:t>
+      </w:r>
       <w:r>
         <w:rPr>
           <w:lang w:val="id_ID" w:bidi="id_ID"/>
         </w:rPr>
         <w:t xml:space="preserve">; </w:t>
       </w:r>
-      <w:hyperlink r:id="rId14">
-        <w:r>
-          <w:rPr>
-            <w:lang w:val="id_ID" w:bidi="id_ID"/>
-          </w:rPr>
-          <w:rPr>
-            <w:color w:val="0000EE"/>
-            <w:u w:val="single"/>
-          </w:rPr>
-          <w:t>Yoh. 1:14</w:t>
-        </w:r>
-      </w:hyperlink>
+      <w:r>
+        <w:rPr>
+          <w:lang w:val="id_ID" w:bidi="id_ID"/>
+        </w:rPr>
+        <w:t>Yoh. 1:14</w:t>
+      </w:r>
       <w:r>
         <w:rPr>
           <w:lang w:val="id_ID" w:bidi="id_ID"/>
@@ -4080,18 +3534,12 @@
         </w:rPr>
         <w:t>Cara pandang dunia merupakan salah satu kejahatan sistematis yang menentang Allah (</w:t>
       </w:r>
-      <w:hyperlink r:id="rId95">
-        <w:r>
-          <w:rPr>
-            <w:lang w:val="id_ID" w:bidi="id_ID"/>
-          </w:rPr>
-          <w:rPr>
-            <w:color w:val="0000EE"/>
-            <w:u w:val="single"/>
-          </w:rPr>
-          <w:t>1Yoh. 2:15–17</w:t>
-        </w:r>
-      </w:hyperlink>
+      <w:r>
+        <w:rPr>
+          <w:lang w:val="id_ID" w:bidi="id_ID"/>
+        </w:rPr>
+        <w:t>1Yoh. 2:15–17</w:t>
+      </w:r>
       <w:r>
         <w:rPr>
           <w:lang w:val="id_ID" w:bidi="id_ID"/>
@@ -4146,108 +3594,72 @@
         </w:rPr>
         <w:t>Yohanes menguji keaslian kekristenan seseorang dengan melihat apakah mereka mendengarkan dan setuju dengan ajaran para rasul. • Roh kebenaran adalah Roh Kudus (</w:t>
       </w:r>
-      <w:hyperlink r:id="rId96">
-        <w:r>
-          <w:rPr>
-            <w:lang w:val="id_ID" w:bidi="id_ID"/>
-          </w:rPr>
-          <w:rPr>
-            <w:color w:val="0000EE"/>
-            <w:u w:val="single"/>
-          </w:rPr>
-          <w:t>Yoh. 14:17</w:t>
-        </w:r>
-      </w:hyperlink>
+      <w:r>
+        <w:rPr>
+          <w:lang w:val="id_ID" w:bidi="id_ID"/>
+        </w:rPr>
+        <w:t>Yoh. 14:17</w:t>
+      </w:r>
       <w:r>
         <w:rPr>
           <w:lang w:val="id_ID" w:bidi="id_ID"/>
         </w:rPr>
         <w:t xml:space="preserve">, </w:t>
       </w:r>
-      <w:hyperlink r:id="rId97">
-        <w:r>
-          <w:rPr>
-            <w:lang w:val="id_ID" w:bidi="id_ID"/>
-          </w:rPr>
-          <w:rPr>
-            <w:color w:val="0000EE"/>
-            <w:u w:val="single"/>
-          </w:rPr>
-          <w:t>26</w:t>
-        </w:r>
-      </w:hyperlink>
+      <w:r>
+        <w:rPr>
+          <w:lang w:val="id_ID" w:bidi="id_ID"/>
+        </w:rPr>
+        <w:t>26</w:t>
+      </w:r>
       <w:r>
         <w:rPr>
           <w:lang w:val="id_ID" w:bidi="id_ID"/>
         </w:rPr>
         <w:t xml:space="preserve">; </w:t>
       </w:r>
-      <w:hyperlink r:id="rId98">
-        <w:r>
-          <w:rPr>
-            <w:lang w:val="id_ID" w:bidi="id_ID"/>
-          </w:rPr>
-          <w:rPr>
-            <w:color w:val="0000EE"/>
-            <w:u w:val="single"/>
-          </w:rPr>
-          <w:t>15:26</w:t>
-        </w:r>
-      </w:hyperlink>
+      <w:r>
+        <w:rPr>
+          <w:lang w:val="id_ID" w:bidi="id_ID"/>
+        </w:rPr>
+        <w:t>15:26</w:t>
+      </w:r>
       <w:r>
         <w:rPr>
           <w:lang w:val="id_ID" w:bidi="id_ID"/>
         </w:rPr>
         <w:t xml:space="preserve">; </w:t>
       </w:r>
-      <w:hyperlink r:id="rId99">
-        <w:r>
-          <w:rPr>
-            <w:lang w:val="id_ID" w:bidi="id_ID"/>
-          </w:rPr>
-          <w:rPr>
-            <w:color w:val="0000EE"/>
-            <w:u w:val="single"/>
-          </w:rPr>
-          <w:t>16:13–15</w:t>
-        </w:r>
-      </w:hyperlink>
+      <w:r>
+        <w:rPr>
+          <w:lang w:val="id_ID" w:bidi="id_ID"/>
+        </w:rPr>
+        <w:t>16:13–15</w:t>
+      </w:r>
       <w:r>
         <w:rPr>
           <w:lang w:val="id_ID" w:bidi="id_ID"/>
         </w:rPr>
         <w:t>), yang mengajarkan kebenaran tentang Kristus (</w:t>
       </w:r>
-      <w:hyperlink r:id="rId89">
-        <w:r>
-          <w:rPr>
-            <w:lang w:val="id_ID" w:bidi="id_ID"/>
-          </w:rPr>
-          <w:rPr>
-            <w:color w:val="0000EE"/>
-            <w:u w:val="single"/>
-          </w:rPr>
-          <w:t>1Yoh. 2:20</w:t>
-        </w:r>
-      </w:hyperlink>
+      <w:r>
+        <w:rPr>
+          <w:lang w:val="id_ID" w:bidi="id_ID"/>
+        </w:rPr>
+        <w:t>1Yoh. 2:20</w:t>
+      </w:r>
       <w:r>
         <w:rPr>
           <w:lang w:val="id_ID" w:bidi="id_ID"/>
         </w:rPr>
         <w:t xml:space="preserve">, </w:t>
       </w:r>
-      <w:hyperlink r:id="rId90">
-        <w:r>
-          <w:rPr>
-            <w:lang w:val="id_ID" w:bidi="id_ID"/>
-          </w:rPr>
-          <w:rPr>
-            <w:color w:val="0000EE"/>
-            <w:u w:val="single"/>
-          </w:rPr>
-          <w:t>27</w:t>
-        </w:r>
-      </w:hyperlink>
+      <w:r>
+        <w:rPr>
+          <w:lang w:val="id_ID" w:bidi="id_ID"/>
+        </w:rPr>
+        <w:t>27</w:t>
+      </w:r>
       <w:r>
         <w:rPr>
           <w:lang w:val="id_ID" w:bidi="id_ID"/>
@@ -4388,18 +3800,12 @@
         </w:rPr>
         <w:t xml:space="preserve"> sumber dan wujud sejati dari segala kasih. Konsep ini, bersama dengan konsep bahwa “Allah adalah terang” (</w:t>
       </w:r>
-      <w:hyperlink r:id="rId100">
-        <w:r>
-          <w:rPr>
-            <w:lang w:val="id_ID" w:bidi="id_ID"/>
-          </w:rPr>
-          <w:rPr>
-            <w:color w:val="0000EE"/>
-            <w:u w:val="single"/>
-          </w:rPr>
-          <w:t>1Yoh. 1:5</w:t>
-        </w:r>
-      </w:hyperlink>
+      <w:r>
+        <w:rPr>
+          <w:lang w:val="id_ID" w:bidi="id_ID"/>
+        </w:rPr>
+        <w:t>1Yoh. 1:5</w:t>
+      </w:r>
       <w:r>
         <w:rPr>
           <w:lang w:val="id_ID" w:bidi="id_ID"/>
@@ -4550,108 +3956,72 @@
         </w:rPr>
         <w:t>Mereka yang percaya kepada Kristus memiliki Allah yang hidup di dalam mereka, dan mereka hidup di dalam Allah. Bapa dan Anak mengalami persekutuan ini (</w:t>
       </w:r>
-      <w:hyperlink r:id="rId101">
-        <w:r>
-          <w:rPr>
-            <w:lang w:val="id_ID" w:bidi="id_ID"/>
-          </w:rPr>
-          <w:rPr>
-            <w:color w:val="0000EE"/>
-            <w:u w:val="single"/>
-          </w:rPr>
-          <w:t>Yoh. 10:38</w:t>
-        </w:r>
-      </w:hyperlink>
+      <w:r>
+        <w:rPr>
+          <w:lang w:val="id_ID" w:bidi="id_ID"/>
+        </w:rPr>
+        <w:t>Yoh. 10:38</w:t>
+      </w:r>
       <w:r>
         <w:rPr>
           <w:lang w:val="id_ID" w:bidi="id_ID"/>
         </w:rPr>
         <w:t xml:space="preserve">; </w:t>
       </w:r>
-      <w:hyperlink r:id="rId102">
-        <w:r>
-          <w:rPr>
-            <w:lang w:val="id_ID" w:bidi="id_ID"/>
-          </w:rPr>
-          <w:rPr>
-            <w:color w:val="0000EE"/>
-            <w:u w:val="single"/>
-          </w:rPr>
-          <w:t>14:10</w:t>
-        </w:r>
-      </w:hyperlink>
+      <w:r>
+        <w:rPr>
+          <w:lang w:val="id_ID" w:bidi="id_ID"/>
+        </w:rPr>
+        <w:t>14:10</w:t>
+      </w:r>
       <w:r>
         <w:rPr>
           <w:lang w:val="id_ID" w:bidi="id_ID"/>
         </w:rPr>
         <w:t xml:space="preserve">; </w:t>
       </w:r>
-      <w:hyperlink r:id="rId103">
-        <w:r>
-          <w:rPr>
-            <w:lang w:val="id_ID" w:bidi="id_ID"/>
-          </w:rPr>
-          <w:rPr>
-            <w:color w:val="0000EE"/>
-            <w:u w:val="single"/>
-          </w:rPr>
-          <w:t>17:21</w:t>
-        </w:r>
-      </w:hyperlink>
+      <w:r>
+        <w:rPr>
+          <w:lang w:val="id_ID" w:bidi="id_ID"/>
+        </w:rPr>
+        <w:t>17:21</w:t>
+      </w:r>
       <w:r>
         <w:rPr>
           <w:lang w:val="id_ID" w:bidi="id_ID"/>
         </w:rPr>
         <w:t xml:space="preserve">). Mengalami hadirat Allah dengan cara ini adalah suatu kehormatan khusus bagi orang percaya (lihat </w:t>
       </w:r>
-      <w:hyperlink r:id="rId104">
-        <w:r>
-          <w:rPr>
-            <w:lang w:val="id_ID" w:bidi="id_ID"/>
-          </w:rPr>
-          <w:rPr>
-            <w:color w:val="0000EE"/>
-            <w:u w:val="single"/>
-          </w:rPr>
-          <w:t>Yoh. 14:20</w:t>
-        </w:r>
-      </w:hyperlink>
+      <w:r>
+        <w:rPr>
+          <w:lang w:val="id_ID" w:bidi="id_ID"/>
+        </w:rPr>
+        <w:t>Yoh. 14:20</w:t>
+      </w:r>
       <w:r>
         <w:rPr>
           <w:lang w:val="id_ID" w:bidi="id_ID"/>
         </w:rPr>
         <w:t xml:space="preserve">; </w:t>
       </w:r>
-      <w:hyperlink r:id="rId105">
-        <w:r>
-          <w:rPr>
-            <w:lang w:val="id_ID" w:bidi="id_ID"/>
-          </w:rPr>
-          <w:rPr>
-            <w:color w:val="0000EE"/>
-            <w:u w:val="single"/>
-          </w:rPr>
-          <w:t>15:5</w:t>
-        </w:r>
-      </w:hyperlink>
+      <w:r>
+        <w:rPr>
+          <w:lang w:val="id_ID" w:bidi="id_ID"/>
+        </w:rPr>
+        <w:t>15:5</w:t>
+      </w:r>
       <w:r>
         <w:rPr>
           <w:lang w:val="id_ID" w:bidi="id_ID"/>
         </w:rPr>
         <w:t xml:space="preserve">; </w:t>
       </w:r>
-      <w:hyperlink r:id="rId106">
-        <w:r>
-          <w:rPr>
-            <w:lang w:val="id_ID" w:bidi="id_ID"/>
-          </w:rPr>
-          <w:rPr>
-            <w:color w:val="0000EE"/>
-            <w:u w:val="single"/>
-          </w:rPr>
-          <w:t>17:21–24</w:t>
-        </w:r>
-      </w:hyperlink>
+      <w:r>
+        <w:rPr>
+          <w:lang w:val="id_ID" w:bidi="id_ID"/>
+        </w:rPr>
+        <w:t>17:21–24</w:t>
+      </w:r>
       <w:r>
         <w:rPr>
           <w:lang w:val="id_ID" w:bidi="id_ID"/>
@@ -4793,54 +4163,36 @@
         </w:rPr>
         <w:t>Kasih yang sempurna melenyapkan ketakutan: ketika kita hidup bersama Kristus dan bertumbuh dalam kasih Allah yang matang dan utuh, kita memiliki keyakinan dalam menghadapi hari penghakiman, yang akan menakutkan bagi mereka yang tidak mengenal Allah (</w:t>
       </w:r>
-      <w:hyperlink r:id="rId107">
-        <w:r>
-          <w:rPr>
-            <w:lang w:val="id_ID" w:bidi="id_ID"/>
-          </w:rPr>
-          <w:rPr>
-            <w:color w:val="0000EE"/>
-            <w:u w:val="single"/>
-          </w:rPr>
-          <w:t>Kisah 24:25</w:t>
-        </w:r>
-      </w:hyperlink>
+      <w:r>
+        <w:rPr>
+          <w:lang w:val="id_ID" w:bidi="id_ID"/>
+        </w:rPr>
+        <w:t>Kisah 24:25</w:t>
+      </w:r>
       <w:r>
         <w:rPr>
           <w:lang w:val="id_ID" w:bidi="id_ID"/>
         </w:rPr>
         <w:t xml:space="preserve">; </w:t>
       </w:r>
-      <w:hyperlink r:id="rId108">
-        <w:r>
-          <w:rPr>
-            <w:lang w:val="id_ID" w:bidi="id_ID"/>
-          </w:rPr>
-          <w:rPr>
-            <w:color w:val="0000EE"/>
-            <w:u w:val="single"/>
-          </w:rPr>
-          <w:t>Rm. 2:16</w:t>
-        </w:r>
-      </w:hyperlink>
+      <w:r>
+        <w:rPr>
+          <w:lang w:val="id_ID" w:bidi="id_ID"/>
+        </w:rPr>
+        <w:t>Rm. 2:16</w:t>
+      </w:r>
       <w:r>
         <w:rPr>
           <w:lang w:val="id_ID" w:bidi="id_ID"/>
         </w:rPr>
         <w:t>). • Ketakutan yang timbul dari kesadaran akan rasa bersalah menantikan hukuman yang layak diterima, dan rasa ngeri ini sendiri merupakan bayangan dari hukuman itu. Kristus telah mati untuk membebaskan kita dari ketakutan ini (</w:t>
       </w:r>
-      <w:hyperlink r:id="rId109">
-        <w:r>
-          <w:rPr>
-            <w:lang w:val="id_ID" w:bidi="id_ID"/>
-          </w:rPr>
-          <w:rPr>
-            <w:color w:val="0000EE"/>
-            <w:u w:val="single"/>
-          </w:rPr>
-          <w:t>Ibr. 2:14–15</w:t>
-        </w:r>
-      </w:hyperlink>
+      <w:r>
+        <w:rPr>
+          <w:lang w:val="id_ID" w:bidi="id_ID"/>
+        </w:rPr>
+        <w:t>Ibr. 2:14–15</w:t>
+      </w:r>
       <w:r>
         <w:rPr>
           <w:lang w:val="id_ID" w:bidi="id_ID"/>
@@ -4908,18 +4260,12 @@
         </w:rPr>
         <w:t xml:space="preserve"> bahkan ketika kita masih berdosa, bukan hanya setelah kita meninggalkan dosa (</w:t>
       </w:r>
-      <w:hyperlink r:id="rId110">
-        <w:r>
-          <w:rPr>
-            <w:lang w:val="id_ID" w:bidi="id_ID"/>
-          </w:rPr>
-          <w:rPr>
-            <w:color w:val="0000EE"/>
-            <w:u w:val="single"/>
-          </w:rPr>
-          <w:t>Rm. 8:5–11</w:t>
-        </w:r>
-      </w:hyperlink>
+      <w:r>
+        <w:rPr>
+          <w:lang w:val="id_ID" w:bidi="id_ID"/>
+        </w:rPr>
+        <w:t>Rm. 8:5–11</w:t>
+      </w:r>
       <w:r>
         <w:rPr>
           <w:lang w:val="id_ID" w:bidi="id_ID"/>
@@ -4974,18 +4320,12 @@
         </w:rPr>
         <w:t xml:space="preserve">Mereka yang percaya bahwa Yesus adalah Kristus dan Anak Allah telah lahir secara rohani sebagai anak-anak Allah (lihat </w:t>
       </w:r>
-      <w:hyperlink r:id="rId111">
-        <w:r>
-          <w:rPr>
-            <w:lang w:val="id_ID" w:bidi="id_ID"/>
-          </w:rPr>
-          <w:rPr>
-            <w:color w:val="0000EE"/>
-            <w:u w:val="single"/>
-          </w:rPr>
-          <w:t>Yoh. 20:31</w:t>
-        </w:r>
-      </w:hyperlink>
+      <w:r>
+        <w:rPr>
+          <w:lang w:val="id_ID" w:bidi="id_ID"/>
+        </w:rPr>
+        <w:t>Yoh. 20:31</w:t>
+      </w:r>
       <w:r>
         <w:rPr>
           <w:lang w:val="id_ID" w:bidi="id_ID"/>
@@ -5114,90 +4454,60 @@
         </w:rPr>
         <w:t xml:space="preserve">tiga yang memberi kesaksian: Roh turun ke atas Kristus saat pembaptisan-Nya (lihat </w:t>
       </w:r>
-      <w:hyperlink r:id="rId112">
-        <w:r>
-          <w:rPr>
-            <w:lang w:val="id_ID" w:bidi="id_ID"/>
-          </w:rPr>
-          <w:rPr>
-            <w:color w:val="0000EE"/>
-            <w:u w:val="single"/>
-          </w:rPr>
-          <w:t>Yoh. 1:32–34</w:t>
-        </w:r>
-      </w:hyperlink>
+      <w:r>
+        <w:rPr>
+          <w:lang w:val="id_ID" w:bidi="id_ID"/>
+        </w:rPr>
+        <w:t>Yoh. 1:32–34</w:t>
+      </w:r>
       <w:r>
         <w:rPr>
           <w:lang w:val="id_ID" w:bidi="id_ID"/>
         </w:rPr>
         <w:t xml:space="preserve">). Air adalah air di mana Kristus dibaptis (lihat </w:t>
       </w:r>
-      <w:hyperlink r:id="rId113">
-        <w:r>
-          <w:rPr>
-            <w:lang w:val="id_ID" w:bidi="id_ID"/>
-          </w:rPr>
-          <w:rPr>
-            <w:color w:val="0000EE"/>
-            <w:u w:val="single"/>
-          </w:rPr>
-          <w:t>Mat. 3:13–15</w:t>
-        </w:r>
-      </w:hyperlink>
+      <w:r>
+        <w:rPr>
+          <w:lang w:val="id_ID" w:bidi="id_ID"/>
+        </w:rPr>
+        <w:t>Mat. 3:13–15</w:t>
+      </w:r>
       <w:r>
         <w:rPr>
           <w:lang w:val="id_ID" w:bidi="id_ID"/>
         </w:rPr>
         <w:t xml:space="preserve">; </w:t>
       </w:r>
-      <w:hyperlink r:id="rId114">
-        <w:r>
-          <w:rPr>
-            <w:lang w:val="id_ID" w:bidi="id_ID"/>
-          </w:rPr>
-          <w:rPr>
-            <w:color w:val="0000EE"/>
-            <w:u w:val="single"/>
-          </w:rPr>
-          <w:t>Mrk. 1:9–11</w:t>
-        </w:r>
-      </w:hyperlink>
+      <w:r>
+        <w:rPr>
+          <w:lang w:val="id_ID" w:bidi="id_ID"/>
+        </w:rPr>
+        <w:t>Mrk. 1:9–11</w:t>
+      </w:r>
       <w:r>
         <w:rPr>
           <w:lang w:val="id_ID" w:bidi="id_ID"/>
         </w:rPr>
         <w:t xml:space="preserve">). Darah adalah darah yang Kristus tumpahkan saat penyaliban-Nya (lihat </w:t>
       </w:r>
-      <w:hyperlink r:id="rId115">
-        <w:r>
-          <w:rPr>
-            <w:lang w:val="id_ID" w:bidi="id_ID"/>
-          </w:rPr>
-          <w:rPr>
-            <w:color w:val="0000EE"/>
-            <w:u w:val="single"/>
-          </w:rPr>
-          <w:t>Mrk. 15:37–39</w:t>
-        </w:r>
-      </w:hyperlink>
+      <w:r>
+        <w:rPr>
+          <w:lang w:val="id_ID" w:bidi="id_ID"/>
+        </w:rPr>
+        <w:t>Mrk. 15:37–39</w:t>
+      </w:r>
       <w:r>
         <w:rPr>
           <w:lang w:val="id_ID" w:bidi="id_ID"/>
         </w:rPr>
         <w:t>). Ketiganya menyatakan Yesus sebagai Anak Allah (</w:t>
       </w:r>
-      <w:hyperlink r:id="rId116">
-        <w:r>
-          <w:rPr>
-            <w:lang w:val="id_ID" w:bidi="id_ID"/>
-          </w:rPr>
-          <w:rPr>
-            <w:color w:val="0000EE"/>
-            <w:u w:val="single"/>
-          </w:rPr>
-          <w:t>1Yoh. 5:6</w:t>
-        </w:r>
-      </w:hyperlink>
+      <w:r>
+        <w:rPr>
+          <w:lang w:val="id_ID" w:bidi="id_ID"/>
+        </w:rPr>
+        <w:t>1Yoh. 5:6</w:t>
+      </w:r>
       <w:r>
         <w:rPr>
           <w:lang w:val="id_ID" w:bidi="id_ID"/>
@@ -5291,72 +4601,48 @@
         </w:rPr>
         <w:t>Barangsiapa memiliki Anak, ia memiliki hidup: Mereka yang memiliki Anak Allah yang tinggal di dalam mereka memiliki kehidupan kekal dari Allah sekarang—mereka menikmati kehadiran Roh Allah (</w:t>
       </w:r>
-      <w:hyperlink r:id="rId89">
-        <w:r>
-          <w:rPr>
-            <w:lang w:val="id_ID" w:bidi="id_ID"/>
-          </w:rPr>
-          <w:rPr>
-            <w:color w:val="0000EE"/>
-            <w:u w:val="single"/>
-          </w:rPr>
-          <w:t>1Yoh. 2:20</w:t>
-        </w:r>
-      </w:hyperlink>
+      <w:r>
+        <w:rPr>
+          <w:lang w:val="id_ID" w:bidi="id_ID"/>
+        </w:rPr>
+        <w:t>1Yoh. 2:20</w:t>
+      </w:r>
       <w:r>
         <w:rPr>
           <w:lang w:val="id_ID" w:bidi="id_ID"/>
         </w:rPr>
         <w:t xml:space="preserve">, </w:t>
       </w:r>
-      <w:hyperlink r:id="rId117">
-        <w:r>
-          <w:rPr>
-            <w:lang w:val="id_ID" w:bidi="id_ID"/>
-          </w:rPr>
-          <w:rPr>
-            <w:color w:val="0000EE"/>
-            <w:u w:val="single"/>
-          </w:rPr>
-          <w:t>25</w:t>
-        </w:r>
-      </w:hyperlink>
+      <w:r>
+        <w:rPr>
+          <w:lang w:val="id_ID" w:bidi="id_ID"/>
+        </w:rPr>
+        <w:t>25</w:t>
+      </w:r>
       <w:r>
         <w:rPr>
           <w:lang w:val="id_ID" w:bidi="id_ID"/>
         </w:rPr>
         <w:t xml:space="preserve">, </w:t>
       </w:r>
-      <w:hyperlink r:id="rId90">
-        <w:r>
-          <w:rPr>
-            <w:lang w:val="id_ID" w:bidi="id_ID"/>
-          </w:rPr>
-          <w:rPr>
-            <w:color w:val="0000EE"/>
-            <w:u w:val="single"/>
-          </w:rPr>
-          <w:t>27</w:t>
-        </w:r>
-      </w:hyperlink>
+      <w:r>
+        <w:rPr>
+          <w:lang w:val="id_ID" w:bidi="id_ID"/>
+        </w:rPr>
+        <w:t>27</w:t>
+      </w:r>
       <w:r>
         <w:rPr>
           <w:lang w:val="id_ID" w:bidi="id_ID"/>
         </w:rPr>
         <w:t xml:space="preserve">), dan mereka memiliki jaminan kekekalan dengan Allah (lihat </w:t>
       </w:r>
-      <w:hyperlink r:id="rId118">
-        <w:r>
-          <w:rPr>
-            <w:lang w:val="id_ID" w:bidi="id_ID"/>
-          </w:rPr>
-          <w:rPr>
-            <w:color w:val="0000EE"/>
-            <w:u w:val="single"/>
-          </w:rPr>
-          <w:t>Ef. 1:13–14</w:t>
-        </w:r>
-      </w:hyperlink>
+      <w:r>
+        <w:rPr>
+          <w:lang w:val="id_ID" w:bidi="id_ID"/>
+        </w:rPr>
+        <w:t>Ef. 1:13–14</w:t>
+      </w:r>
       <w:r>
         <w:rPr>
           <w:lang w:val="id_ID" w:bidi="id_ID"/>
@@ -5411,36 +4697,24 @@
         </w:rPr>
         <w:t xml:space="preserve">Dosa yang membawa kepada kematian adalah dosa yang melibatkan kemurtadan (lihat </w:t>
       </w:r>
-      <w:hyperlink r:id="rId119">
-        <w:r>
-          <w:rPr>
-            <w:lang w:val="id_ID" w:bidi="id_ID"/>
-          </w:rPr>
-          <w:rPr>
-            <w:color w:val="0000EE"/>
-            <w:u w:val="single"/>
-          </w:rPr>
-          <w:t>Mat. 12:31–32</w:t>
-        </w:r>
-      </w:hyperlink>
+      <w:r>
+        <w:rPr>
+          <w:lang w:val="id_ID" w:bidi="id_ID"/>
+        </w:rPr>
+        <w:t>Mat. 12:31–32</w:t>
+      </w:r>
       <w:r>
         <w:rPr>
           <w:lang w:val="id_ID" w:bidi="id_ID"/>
         </w:rPr>
         <w:t xml:space="preserve">; </w:t>
       </w:r>
-      <w:hyperlink r:id="rId120">
-        <w:r>
-          <w:rPr>
-            <w:lang w:val="id_ID" w:bidi="id_ID"/>
-          </w:rPr>
-          <w:rPr>
-            <w:color w:val="0000EE"/>
-            <w:u w:val="single"/>
-          </w:rPr>
-          <w:t>Ibr. 6:4–6</w:t>
-        </w:r>
-      </w:hyperlink>
+      <w:r>
+        <w:rPr>
+          <w:lang w:val="id_ID" w:bidi="id_ID"/>
+        </w:rPr>
+        <w:t>Ibr. 6:4–6</w:t>
+      </w:r>
       <w:r>
         <w:rPr>
           <w:lang w:val="id_ID" w:bidi="id_ID"/>
@@ -5495,18 +4769,12 @@
         </w:rPr>
         <w:t xml:space="preserve">ada dosa yang tidak mendatangkan maut: Dosa-dosa yang tidak melibatkan kemurtadan akhir dapat diakhiri dengan pertobatan dan pemulihan (lihat </w:t>
       </w:r>
-      <w:hyperlink r:id="rId79">
-        <w:r>
-          <w:rPr>
-            <w:lang w:val="id_ID" w:bidi="id_ID"/>
-          </w:rPr>
-          <w:rPr>
-            <w:color w:val="0000EE"/>
-            <w:u w:val="single"/>
-          </w:rPr>
-          <w:t>Yak. 5:20</w:t>
-        </w:r>
-      </w:hyperlink>
+      <w:r>
+        <w:rPr>
+          <w:lang w:val="id_ID" w:bidi="id_ID"/>
+        </w:rPr>
+        <w:t>Yak. 5:20</w:t>
+      </w:r>
       <w:r>
         <w:rPr>
           <w:lang w:val="id_ID" w:bidi="id_ID"/>
@@ -5561,198 +4829,132 @@
         </w:rPr>
         <w:t xml:space="preserve">NLT menafsirkan frasa Yang Benar sebagai merujuk kepada Allah, karena frasa berikutnya merujuk kepada Anak-Nya, Yesus Kristus. Yohanes juga menyatakan bahwa Yesus Kristus adalah satu-satunya Allah yang benar (lihat </w:t>
       </w:r>
-      <w:hyperlink r:id="rId121">
-        <w:r>
-          <w:rPr>
-            <w:lang w:val="id_ID" w:bidi="id_ID"/>
-          </w:rPr>
-          <w:rPr>
-            <w:color w:val="0000EE"/>
-            <w:u w:val="single"/>
-          </w:rPr>
-          <w:t>Yoh. 1:1</w:t>
-        </w:r>
-      </w:hyperlink>
+      <w:r>
+        <w:rPr>
+          <w:lang w:val="id_ID" w:bidi="id_ID"/>
+        </w:rPr>
+        <w:t>Yoh. 1:1</w:t>
+      </w:r>
       <w:r>
         <w:rPr>
           <w:lang w:val="id_ID" w:bidi="id_ID"/>
         </w:rPr>
         <w:t xml:space="preserve">, </w:t>
       </w:r>
-      <w:hyperlink r:id="rId122">
-        <w:r>
-          <w:rPr>
-            <w:lang w:val="id_ID" w:bidi="id_ID"/>
-          </w:rPr>
-          <w:rPr>
-            <w:color w:val="0000EE"/>
-            <w:u w:val="single"/>
-          </w:rPr>
-          <w:t>18</w:t>
-        </w:r>
-      </w:hyperlink>
+      <w:r>
+        <w:rPr>
+          <w:lang w:val="id_ID" w:bidi="id_ID"/>
+        </w:rPr>
+        <w:t>18</w:t>
+      </w:r>
       <w:r>
         <w:rPr>
           <w:lang w:val="id_ID" w:bidi="id_ID"/>
         </w:rPr>
         <w:t xml:space="preserve">; </w:t>
       </w:r>
-      <w:hyperlink r:id="rId123">
-        <w:r>
-          <w:rPr>
-            <w:lang w:val="id_ID" w:bidi="id_ID"/>
-          </w:rPr>
-          <w:rPr>
-            <w:color w:val="0000EE"/>
-            <w:u w:val="single"/>
-          </w:rPr>
-          <w:t>20:28</w:t>
-        </w:r>
-      </w:hyperlink>
+      <w:r>
+        <w:rPr>
+          <w:lang w:val="id_ID" w:bidi="id_ID"/>
+        </w:rPr>
+        <w:t>20:28</w:t>
+      </w:r>
       <w:r>
         <w:rPr>
           <w:lang w:val="id_ID" w:bidi="id_ID"/>
         </w:rPr>
         <w:t xml:space="preserve">; </w:t>
       </w:r>
-      <w:hyperlink r:id="rId124">
-        <w:r>
-          <w:rPr>
-            <w:lang w:val="id_ID" w:bidi="id_ID"/>
-          </w:rPr>
-          <w:rPr>
-            <w:color w:val="0000EE"/>
-            <w:u w:val="single"/>
-          </w:rPr>
-          <w:t>Rm. 9:5</w:t>
-        </w:r>
-      </w:hyperlink>
+      <w:r>
+        <w:rPr>
+          <w:lang w:val="id_ID" w:bidi="id_ID"/>
+        </w:rPr>
+        <w:t>Rm. 9:5</w:t>
+      </w:r>
       <w:r>
         <w:rPr>
           <w:lang w:val="id_ID" w:bidi="id_ID"/>
         </w:rPr>
         <w:t xml:space="preserve">; </w:t>
       </w:r>
-      <w:hyperlink r:id="rId125">
-        <w:r>
-          <w:rPr>
-            <w:lang w:val="id_ID" w:bidi="id_ID"/>
-          </w:rPr>
-          <w:rPr>
-            <w:color w:val="0000EE"/>
-            <w:u w:val="single"/>
-          </w:rPr>
-          <w:t>Tit. 2:13</w:t>
-        </w:r>
-      </w:hyperlink>
+      <w:r>
+        <w:rPr>
+          <w:lang w:val="id_ID" w:bidi="id_ID"/>
+        </w:rPr>
+        <w:t>Tit. 2:13</w:t>
+      </w:r>
       <w:r>
         <w:rPr>
           <w:lang w:val="id_ID" w:bidi="id_ID"/>
         </w:rPr>
         <w:t xml:space="preserve">; </w:t>
       </w:r>
-      <w:hyperlink r:id="rId126">
-        <w:r>
-          <w:rPr>
-            <w:lang w:val="id_ID" w:bidi="id_ID"/>
-          </w:rPr>
-          <w:rPr>
-            <w:color w:val="0000EE"/>
-            <w:u w:val="single"/>
-          </w:rPr>
-          <w:t>2 Pet 1:1</w:t>
-        </w:r>
-      </w:hyperlink>
+      <w:r>
+        <w:rPr>
+          <w:lang w:val="id_ID" w:bidi="id_ID"/>
+        </w:rPr>
+        <w:t>2 Pet 1:1</w:t>
+      </w:r>
       <w:r>
         <w:rPr>
           <w:lang w:val="id_ID" w:bidi="id_ID"/>
         </w:rPr>
         <w:t>). • Memiliki persekutuan dengan Yesus Kristus berarti memiliki hidup yang kekal, sebab Dia adalah hidup yang kekal (</w:t>
       </w:r>
-      <w:hyperlink r:id="rId127">
-        <w:r>
-          <w:rPr>
-            <w:lang w:val="id_ID" w:bidi="id_ID"/>
-          </w:rPr>
-          <w:rPr>
-            <w:color w:val="0000EE"/>
-            <w:u w:val="single"/>
-          </w:rPr>
-          <w:t>1Yoh. 5:12</w:t>
-        </w:r>
-      </w:hyperlink>
+      <w:r>
+        <w:rPr>
+          <w:lang w:val="id_ID" w:bidi="id_ID"/>
+        </w:rPr>
+        <w:t>1Yoh. 5:12</w:t>
+      </w:r>
       <w:r>
         <w:rPr>
           <w:lang w:val="id_ID" w:bidi="id_ID"/>
         </w:rPr>
         <w:t xml:space="preserve">; lihat </w:t>
       </w:r>
-      <w:hyperlink r:id="rId128">
-        <w:r>
-          <w:rPr>
-            <w:lang w:val="id_ID" w:bidi="id_ID"/>
-          </w:rPr>
-          <w:rPr>
-            <w:color w:val="0000EE"/>
-            <w:u w:val="single"/>
-          </w:rPr>
-          <w:t>Yoh. 1:4</w:t>
-        </w:r>
-      </w:hyperlink>
+      <w:r>
+        <w:rPr>
+          <w:lang w:val="id_ID" w:bidi="id_ID"/>
+        </w:rPr>
+        <w:t>Yoh. 1:4</w:t>
+      </w:r>
       <w:r>
         <w:rPr>
           <w:lang w:val="id_ID" w:bidi="id_ID"/>
         </w:rPr>
         <w:t xml:space="preserve">; </w:t>
       </w:r>
-      <w:hyperlink r:id="rId129">
-        <w:r>
-          <w:rPr>
-            <w:lang w:val="id_ID" w:bidi="id_ID"/>
-          </w:rPr>
-          <w:rPr>
-            <w:color w:val="0000EE"/>
-            <w:u w:val="single"/>
-          </w:rPr>
-          <w:t>3:16</w:t>
-        </w:r>
-      </w:hyperlink>
+      <w:r>
+        <w:rPr>
+          <w:lang w:val="id_ID" w:bidi="id_ID"/>
+        </w:rPr>
+        <w:t>3:16</w:t>
+      </w:r>
       <w:r>
         <w:rPr>
           <w:lang w:val="id_ID" w:bidi="id_ID"/>
         </w:rPr>
         <w:t xml:space="preserve">; </w:t>
       </w:r>
-      <w:hyperlink r:id="rId130">
-        <w:r>
-          <w:rPr>
-            <w:lang w:val="id_ID" w:bidi="id_ID"/>
-          </w:rPr>
-          <w:rPr>
-            <w:color w:val="0000EE"/>
-            <w:u w:val="single"/>
-          </w:rPr>
-          <w:t>14:6</w:t>
-        </w:r>
-      </w:hyperlink>
+      <w:r>
+        <w:rPr>
+          <w:lang w:val="id_ID" w:bidi="id_ID"/>
+        </w:rPr>
+        <w:t>14:6</w:t>
+      </w:r>
       <w:r>
         <w:rPr>
           <w:lang w:val="id_ID" w:bidi="id_ID"/>
         </w:rPr>
         <w:t xml:space="preserve">; </w:t>
       </w:r>
-      <w:hyperlink r:id="rId111">
-        <w:r>
-          <w:rPr>
-            <w:lang w:val="id_ID" w:bidi="id_ID"/>
-          </w:rPr>
-          <w:rPr>
-            <w:color w:val="0000EE"/>
-            <w:u w:val="single"/>
-          </w:rPr>
-          <w:t>20:31</w:t>
-        </w:r>
-      </w:hyperlink>
+      <w:r>
+        <w:rPr>
+          <w:lang w:val="id_ID" w:bidi="id_ID"/>
+        </w:rPr>
+        <w:t>20:31</w:t>
+      </w:r>
       <w:r>
         <w:rPr>
           <w:lang w:val="id_ID" w:bidi="id_ID"/>
